--- a/docs/manual/VITRON_ERP_직원교육자료.docx
+++ b/docs/manual/VITRON_ERP_직원교육자료.docx
@@ -53,7 +53,7 @@
           <w:color w:val="666666"/>
           <w:sz w:val="21"/>
         </w:rPr>
-        <w:t>문서 버전  1.4</w:t>
+        <w:t>문서 버전  1.5</w:t>
       </w:r>
     </w:p>
     <w:p>
@@ -67,7 +67,7 @@
           <w:color w:val="666666"/>
           <w:sz w:val="21"/>
         </w:rPr>
-        <w:t>작성일  2026-09-10</w:t>
+        <w:t>작성일  2026-09-14</w:t>
       </w:r>
     </w:p>
     <w:p>
@@ -316,7 +316,7 @@
           <w:rFonts w:ascii="맑은 고딕" w:hAnsi="맑은 고딕" w:eastAsia="맑은 고딕" w:cs="맑은 고딕"/>
           <w:sz w:val="19"/>
         </w:rPr>
-        <w:t xml:space="preserve">  5.1 차량 예약하기 · 5.2 차량이 겹칠 때</w:t>
+        <w:t xml:space="preserve">  5.1 차량 예약하기 · 5.2 차량이 겹칠 때 · 함께 탈 때</w:t>
       </w:r>
     </w:p>
     <w:p>
@@ -9528,7 +9528,7 @@
         <w:pStyle w:val="Heading2"/>
       </w:pPr>
       <w:r>
-        <w:t>5.2 차량이 겹칠 때</w:t>
+        <w:t>5.2 차량이 겹칠 때 · 함께 탈 때</w:t>
       </w:r>
     </w:p>
     <w:p>
@@ -9546,7 +9546,15 @@
           <w:b/>
           <w:sz w:val="21"/>
         </w:rPr>
-        <w:t>경고가 나옵니다.</w:t>
+        <w:t>셋 중 하나를 고르는 창</w:t>
+      </w:r>
+      <w:r>
+        <w:rPr>
+          <w:rFonts w:ascii="맑은 고딕" w:hAnsi="맑은 고딕" w:eastAsia="맑은 고딕" w:cs="맑은 고딕"/>
+          <w:b w:val="0"/>
+          <w:sz w:val="21"/>
+        </w:rPr>
+        <w:t>이 뜹니다.</w:t>
       </w:r>
     </w:p>
     <w:p>
@@ -9564,10 +9572,34 @@
       <w:r>
         <w:rPr>
           <w:rFonts w:ascii="맑은 고딕" w:hAnsi="맑은 고딕" w:eastAsia="맑은 고딕" w:cs="맑은 고딕"/>
+          <w:b/>
+          <w:sz w:val="21"/>
+        </w:rPr>
+        <w:t>함께 타기</w:t>
+      </w:r>
+      <w:r>
+        <w:rPr>
+          <w:rFonts w:ascii="맑은 고딕" w:hAnsi="맑은 고딕" w:eastAsia="맑은 고딕" w:cs="맑은 고딕"/>
           <w:b w:val="0"/>
           <w:sz w:val="21"/>
         </w:rPr>
-        <w:t>누가 · 어디로 · 어떤 시간대로 잡았는지 보여 줍니다</w:t>
+        <w:t xml:space="preserve"> — 한 차로 함께 갑니다. 겹침 경고가 사라지고 달력에 </w:t>
+      </w:r>
+      <w:r>
+        <w:rPr>
+          <w:rFonts w:ascii="맑은 고딕" w:hAnsi="맑은 고딕" w:eastAsia="맑은 고딕" w:cs="맑은 고딕"/>
+          <w:b/>
+          <w:sz w:val="21"/>
+        </w:rPr>
+        <w:t>👥</w:t>
+      </w:r>
+      <w:r>
+        <w:rPr>
+          <w:rFonts w:ascii="맑은 고딕" w:hAnsi="맑은 고딕" w:eastAsia="맑은 고딕" w:cs="맑은 고딕"/>
+          <w:b w:val="0"/>
+          <w:sz w:val="21"/>
+        </w:rPr>
+        <w:t xml:space="preserve"> 가 붙습니다</w:t>
       </w:r>
     </w:p>
     <w:p>
@@ -9585,18 +9617,18 @@
       <w:r>
         <w:rPr>
           <w:rFonts w:ascii="맑은 고딕" w:hAnsi="맑은 고딕" w:eastAsia="맑은 고딕" w:cs="맑은 고딕"/>
+          <w:b/>
+          <w:sz w:val="21"/>
+        </w:rPr>
+        <w:t>따로 등록</w:t>
+      </w:r>
+      <w:r>
+        <w:rPr>
+          <w:rFonts w:ascii="맑은 고딕" w:hAnsi="맑은 고딕" w:eastAsia="맑은 고딕" w:cs="맑은 고딕"/>
           <w:b w:val="0"/>
           <w:sz w:val="21"/>
         </w:rPr>
-        <w:t xml:space="preserve">종일과 오전은 겹치고, </w:t>
-      </w:r>
-      <w:r>
-        <w:rPr>
-          <w:rFonts w:ascii="맑은 고딕" w:hAnsi="맑은 고딕" w:eastAsia="맑은 고딕" w:cs="맑은 고딕"/>
-          <w:b/>
-          <w:sz w:val="21"/>
-        </w:rPr>
-        <w:t>오전과 오후는 겹치지 않습니다</w:t>
+        <w:t xml:space="preserve"> — 겹친 채로 등록합니다(다른 차를 구할 때까지 잡아 둘 때)</w:t>
       </w:r>
     </w:p>
     <w:p>
@@ -9617,7 +9649,7 @@
           <w:b/>
           <w:sz w:val="21"/>
         </w:rPr>
-        <w:t>막지는 않습니다</w:t>
+        <w:t>취소</w:t>
       </w:r>
       <w:r>
         <w:rPr>
@@ -9625,17 +9657,86 @@
           <w:b w:val="0"/>
           <w:sz w:val="21"/>
         </w:rPr>
-        <w:t xml:space="preserve"> — 같이 타고 가는 경우가 있기 때문입니다</w:t>
+        <w:t xml:space="preserve"> — 등록하지 않습니다</w:t>
       </w:r>
     </w:p>
     <w:p>
       <w:r>
         <w:rPr>
           <w:rFonts w:ascii="맑은 고딕" w:hAnsi="맑은 고딕" w:eastAsia="맑은 고딕" w:cs="맑은 고딕"/>
+          <w:b/>
+          <w:sz w:val="21"/>
+        </w:rPr>
+        <w:t>먼저 잡은 분이 대표</w:t>
+      </w:r>
+      <w:r>
+        <w:rPr>
+          <w:rFonts w:ascii="맑은 고딕" w:hAnsi="맑은 고딕" w:eastAsia="맑은 고딕" w:cs="맑은 고딕"/>
           <w:b w:val="0"/>
           <w:sz w:val="21"/>
         </w:rPr>
-        <w:t>경고가 나오면 먼저 예약한 분과 협의하시거나 다른 차량을 고르십시오.</w:t>
+        <w:t xml:space="preserve">이고, 차량 주행거리·하이패스는 대표 앞으로 셉니다. 이미 넣은 일정은 계획 창의 </w:t>
+      </w:r>
+      <w:r>
+        <w:rPr>
+          <w:rFonts w:ascii="맑은 고딕" w:hAnsi="맑은 고딕" w:eastAsia="맑은 고딕" w:cs="맑은 고딕"/>
+          <w:b/>
+          <w:sz w:val="21"/>
+        </w:rPr>
+        <w:t>[👥 함께 타기]</w:t>
+      </w:r>
+      <w:r>
+        <w:rPr>
+          <w:rFonts w:ascii="맑은 고딕" w:hAnsi="맑은 고딕" w:eastAsia="맑은 고딕" w:cs="맑은 고딕"/>
+          <w:b w:val="0"/>
+          <w:sz w:val="21"/>
+        </w:rPr>
+        <w:t xml:space="preserve"> / </w:t>
+      </w:r>
+      <w:r>
+        <w:rPr>
+          <w:rFonts w:ascii="맑은 고딕" w:hAnsi="맑은 고딕" w:eastAsia="맑은 고딕" w:cs="맑은 고딕"/>
+          <w:b/>
+          <w:sz w:val="21"/>
+        </w:rPr>
+        <w:t>[동승 풀기]</w:t>
+      </w:r>
+      <w:r>
+        <w:rPr>
+          <w:rFonts w:ascii="맑은 고딕" w:hAnsi="맑은 고딕" w:eastAsia="맑은 고딕" w:cs="맑은 고딕"/>
+          <w:b w:val="0"/>
+          <w:sz w:val="21"/>
+        </w:rPr>
+        <w:t xml:space="preserve"> 로 묶고 풉니다.</w:t>
+      </w:r>
+    </w:p>
+    <w:p>
+      <w:pPr>
+        <w:spacing w:after="60"/>
+        <w:ind w:left="340"/>
+      </w:pPr>
+      <w:r>
+        <w:rPr>
+          <w:rFonts w:ascii="맑은 고딕" w:hAnsi="맑은 고딕" w:eastAsia="맑은 고딕" w:cs="맑은 고딕"/>
+          <w:sz w:val="21"/>
+        </w:rPr>
+        <w:t xml:space="preserve">· </w:t>
+      </w:r>
+      <w:r>
+        <w:rPr>
+          <w:rFonts w:ascii="맑은 고딕" w:hAnsi="맑은 고딕" w:eastAsia="맑은 고딕" w:cs="맑은 고딕"/>
+          <w:b w:val="0"/>
+          <w:sz w:val="21"/>
+        </w:rPr>
+        <w:t xml:space="preserve">종일과 오전은 겹치고, </w:t>
+      </w:r>
+      <w:r>
+        <w:rPr>
+          <w:rFonts w:ascii="맑은 고딕" w:hAnsi="맑은 고딕" w:eastAsia="맑은 고딕" w:cs="맑은 고딕"/>
+          <w:b/>
+          <w:sz w:val="21"/>
+        </w:rPr>
+        <w:t>오전과 오후는 겹치지 않습니다</w:t>
       </w:r>
     </w:p>
     <w:p>

--- a/docs/manual/VITRON_ERP_직원교육자료.docx
+++ b/docs/manual/VITRON_ERP_직원교육자료.docx
@@ -31,7 +31,7 @@
           <w:color w:val="555555"/>
           <w:sz w:val="26"/>
         </w:rPr>
-        <w:t>업무 포털 · 업무 현황 · 스케줄 · 차량 · 휴가 · 구매 요청 · 회의록</w:t>
+        <w:t>업무 포털 · 업무 현황 · 스케줄 · 차량 · 휴가 · 구매·경비 · 회의록</w:t>
       </w:r>
     </w:p>
     <w:p/>
@@ -53,7 +53,7 @@
           <w:color w:val="666666"/>
           <w:sz w:val="21"/>
         </w:rPr>
-        <w:t>문서 버전  1.5</w:t>
+        <w:t>문서 버전  1.6</w:t>
       </w:r>
     </w:p>
     <w:p>
@@ -67,7 +67,7 @@
           <w:color w:val="666666"/>
           <w:sz w:val="21"/>
         </w:rPr>
-        <w:t>작성일  2026-09-14</w:t>
+        <w:t>작성일  2026-09-25</w:t>
       </w:r>
     </w:p>
     <w:p>
@@ -242,7 +242,7 @@
           <w:rFonts w:ascii="맑은 고딕" w:hAnsi="맑은 고딕" w:eastAsia="맑은 고딕" w:cs="맑은 고딕"/>
           <w:sz w:val="19"/>
         </w:rPr>
-        <w:t xml:space="preserve">  3.7 쉬는 날과 「집계 제외」</w:t>
+        <w:t xml:space="preserve">  3.7 쉬는 날과 「집계 제외」 · 3.8 목록에 없는 업무 만들기</w:t>
       </w:r>
     </w:p>
     <w:p>
@@ -340,32 +340,32 @@
           <w:rFonts w:ascii="맑은 고딕" w:hAnsi="맑은 고딕" w:eastAsia="맑은 고딕" w:cs="맑은 고딕"/>
           <w:sz w:val="19"/>
         </w:rPr>
-        <w:t xml:space="preserve">  5.5 차량 등록·관리</w:t>
+        <w:t xml:space="preserve">  5.5 차량 등록·관리 · 5.6 정비·보험 기한 알림</w:t>
       </w:r>
     </w:p>
     <w:p>
       <w:pPr>
-        <w:spacing w:after="0" w:before="0" w:line="240" w:lineRule="auto"/>
-      </w:pPr>
-      <w:r>
-        <w:rPr>
-          <w:rFonts w:ascii="맑은 고딕" w:hAnsi="맑은 고딕" w:eastAsia="맑은 고딕" w:cs="맑은 고딕"/>
-          <w:b/>
-          <w:sz w:val="21"/>
-        </w:rPr>
-        <w:t>6. 휴가</w:t>
+        <w:spacing w:after="0" w:line="240" w:lineRule="auto"/>
+      </w:pPr>
+      <w:r>
+        <w:rPr>
+          <w:rFonts w:ascii="맑은 고딕" w:hAnsi="맑은 고딕" w:eastAsia="맑은 고딕" w:cs="맑은 고딕"/>
+          <w:sz w:val="19"/>
+        </w:rPr>
+        <w:t xml:space="preserve">  5.7 차 없는 출장과 «복합 이동»</w:t>
       </w:r>
     </w:p>
     <w:p>
       <w:pPr>
-        <w:spacing w:after="0" w:line="240" w:lineRule="auto"/>
-      </w:pPr>
-      <w:r>
-        <w:rPr>
-          <w:rFonts w:ascii="맑은 고딕" w:hAnsi="맑은 고딕" w:eastAsia="맑은 고딕" w:cs="맑은 고딕"/>
-          <w:sz w:val="19"/>
-        </w:rPr>
-        <w:t xml:space="preserve">  6.1 휴가 신청하기 · 6.2 남은 연차 보기</w:t>
+        <w:spacing w:after="0" w:before="0" w:line="240" w:lineRule="auto"/>
+      </w:pPr>
+      <w:r>
+        <w:rPr>
+          <w:rFonts w:ascii="맑은 고딕" w:hAnsi="맑은 고딕" w:eastAsia="맑은 고딕" w:cs="맑은 고딕"/>
+          <w:b/>
+          <w:sz w:val="21"/>
+        </w:rPr>
+        <w:t>6. 휴가</w:t>
       </w:r>
     </w:p>
     <w:p>
@@ -377,32 +377,32 @@
           <w:rFonts w:ascii="맑은 고딕" w:hAnsi="맑은 고딕" w:eastAsia="맑은 고딕" w:cs="맑은 고딕"/>
           <w:sz w:val="19"/>
         </w:rPr>
-        <w:t xml:space="preserve">  6.3 신청을 물리기 · 6.4 승인·반려 [승인권자]</w:t>
+        <w:t xml:space="preserve">  6.1 휴가 신청하기 · 6.2 남은 연차 보기</w:t>
       </w:r>
     </w:p>
     <w:p>
       <w:pPr>
-        <w:spacing w:after="0" w:before="0" w:line="240" w:lineRule="auto"/>
-      </w:pPr>
-      <w:r>
-        <w:rPr>
-          <w:rFonts w:ascii="맑은 고딕" w:hAnsi="맑은 고딕" w:eastAsia="맑은 고딕" w:cs="맑은 고딕"/>
-          <w:b/>
-          <w:sz w:val="21"/>
-        </w:rPr>
-        <w:t>7. 구매 요청</w:t>
+        <w:spacing w:after="0" w:line="240" w:lineRule="auto"/>
+      </w:pPr>
+      <w:r>
+        <w:rPr>
+          <w:rFonts w:ascii="맑은 고딕" w:hAnsi="맑은 고딕" w:eastAsia="맑은 고딕" w:cs="맑은 고딕"/>
+          <w:sz w:val="19"/>
+        </w:rPr>
+        <w:t xml:space="preserve">  6.3 신청을 물리기 · 6.4 승인·반려 [승인권자]</w:t>
       </w:r>
     </w:p>
     <w:p>
       <w:pPr>
-        <w:spacing w:after="0" w:line="240" w:lineRule="auto"/>
-      </w:pPr>
-      <w:r>
-        <w:rPr>
-          <w:rFonts w:ascii="맑은 고딕" w:hAnsi="맑은 고딕" w:eastAsia="맑은 고딕" w:cs="맑은 고딕"/>
-          <w:sz w:val="19"/>
-        </w:rPr>
-        <w:t xml:space="preserve">  7.1 구매 요청하기 · 7.2 구매 이력 보기</w:t>
+        <w:spacing w:after="0" w:before="0" w:line="240" w:lineRule="auto"/>
+      </w:pPr>
+      <w:r>
+        <w:rPr>
+          <w:rFonts w:ascii="맑은 고딕" w:hAnsi="맑은 고딕" w:eastAsia="맑은 고딕" w:cs="맑은 고딕"/>
+          <w:b/>
+          <w:sz w:val="21"/>
+        </w:rPr>
+        <w:t>7. 구매와 경비</w:t>
       </w:r>
     </w:p>
     <w:p>
@@ -414,7 +414,43 @@
           <w:rFonts w:ascii="맑은 고딕" w:hAnsi="맑은 고딕" w:eastAsia="맑은 고딕" w:cs="맑은 고딕"/>
           <w:sz w:val="19"/>
         </w:rPr>
+        <w:t xml:space="preserve">  7.1 구매 요청하기 · 7.2 구매 이력 보기</w:t>
+      </w:r>
+    </w:p>
+    <w:p>
+      <w:pPr>
+        <w:spacing w:after="0" w:line="240" w:lineRule="auto"/>
+      </w:pPr>
+      <w:r>
+        <w:rPr>
+          <w:rFonts w:ascii="맑은 고딕" w:hAnsi="맑은 고딕" w:eastAsia="맑은 고딕" w:cs="맑은 고딕"/>
+          <w:sz w:val="19"/>
+        </w:rPr>
         <w:t xml:space="preserve">  7.3 승인·반려 [대표이사]</w:t>
+      </w:r>
+    </w:p>
+    <w:p>
+      <w:pPr>
+        <w:spacing w:after="0" w:line="240" w:lineRule="auto"/>
+      </w:pPr>
+      <w:r>
+        <w:rPr>
+          <w:rFonts w:ascii="맑은 고딕" w:hAnsi="맑은 고딕" w:eastAsia="맑은 고딕" w:cs="맑은 고딕"/>
+          <w:sz w:val="19"/>
+        </w:rPr>
+        <w:t xml:space="preserve">  7.4 경비란 — 구매와 무엇이 다른가 · 7.5 경비 적기</w:t>
+      </w:r>
+    </w:p>
+    <w:p>
+      <w:pPr>
+        <w:spacing w:after="0" w:line="240" w:lineRule="auto"/>
+      </w:pPr>
+      <w:r>
+        <w:rPr>
+          <w:rFonts w:ascii="맑은 고딕" w:hAnsi="맑은 고딕" w:eastAsia="맑은 고딕" w:cs="맑은 고딕"/>
+          <w:sz w:val="19"/>
+        </w:rPr>
+        <w:t xml:space="preserve">  7.6 영수증과 프로젝트별로 보기</w:t>
       </w:r>
     </w:p>
     <w:p>
@@ -5351,6 +5387,243 @@
       </w:r>
     </w:p>
     <w:p>
+      <w:pPr>
+        <w:pStyle w:val="Heading2"/>
+      </w:pPr>
+      <w:r>
+        <w:t>3.8 목록에 없는 업무 만들기</w:t>
+      </w:r>
+    </w:p>
+    <w:p>
+      <w:r>
+        <w:rPr>
+          <w:rFonts w:ascii="맑은 고딕" w:hAnsi="맑은 고딕" w:eastAsia="맑은 고딕" w:cs="맑은 고딕"/>
+          <w:b w:val="0"/>
+          <w:sz w:val="21"/>
+        </w:rPr>
+        <w:t xml:space="preserve">고르개에 없는 업무를 만나면 여태 </w:t>
+      </w:r>
+      <w:r>
+        <w:rPr>
+          <w:rFonts w:ascii="맑은 고딕" w:hAnsi="맑은 고딕" w:eastAsia="맑은 고딕" w:cs="맑은 고딕"/>
+          <w:b/>
+          <w:sz w:val="21"/>
+        </w:rPr>
+        <w:t>③직접 입력</w:t>
+      </w:r>
+      <w:r>
+        <w:rPr>
+          <w:rFonts w:ascii="맑은 고딕" w:hAnsi="맑은 고딕" w:eastAsia="맑은 고딕" w:cs="맑은 고딕"/>
+          <w:b w:val="0"/>
+          <w:sz w:val="21"/>
+        </w:rPr>
+        <w:t xml:space="preserve">으로 적을 수밖에 없었습니다. 그렇게 적은 것은 Jira 에 없어 상위·하위로 묶이지 않았습니다. 이제 </w:t>
+      </w:r>
+      <w:r>
+        <w:rPr>
+          <w:rFonts w:ascii="맑은 고딕" w:hAnsi="맑은 고딕" w:eastAsia="맑은 고딕" w:cs="맑은 고딕"/>
+          <w:b/>
+          <w:sz w:val="21"/>
+        </w:rPr>
+        <w:t>①상위업무·②하위업무 칸에 직접 적고 Enter</w:t>
+      </w:r>
+      <w:r>
+        <w:rPr>
+          <w:rFonts w:ascii="맑은 고딕" w:hAnsi="맑은 고딕" w:eastAsia="맑은 고딕" w:cs="맑은 고딕"/>
+          <w:b w:val="0"/>
+          <w:sz w:val="21"/>
+        </w:rPr>
+        <w:t xml:space="preserve"> 를 누르시면 됩니다.</w:t>
+      </w:r>
+    </w:p>
+    <w:p>
+      <w:pPr>
+        <w:spacing w:after="60"/>
+        <w:ind w:left="340"/>
+      </w:pPr>
+      <w:r>
+        <w:rPr>
+          <w:rFonts w:ascii="맑은 고딕" w:hAnsi="맑은 고딕" w:eastAsia="맑은 고딕" w:cs="맑은 고딕"/>
+          <w:sz w:val="21"/>
+        </w:rPr>
+        <w:t xml:space="preserve">· </w:t>
+      </w:r>
+      <w:r>
+        <w:rPr>
+          <w:rFonts w:ascii="맑은 고딕" w:hAnsi="맑은 고딕" w:eastAsia="맑은 고딕" w:cs="맑은 고딕"/>
+          <w:b/>
+          <w:sz w:val="21"/>
+        </w:rPr>
+        <w:t>①에 적으면</w:t>
+      </w:r>
+      <w:r>
+        <w:rPr>
+          <w:rFonts w:ascii="맑은 고딕" w:hAnsi="맑은 고딕" w:eastAsia="맑은 고딕" w:cs="맑은 고딕"/>
+          <w:b w:val="0"/>
+          <w:sz w:val="21"/>
+        </w:rPr>
+        <w:t xml:space="preserve"> Jira 의 </w:t>
+      </w:r>
+      <w:r>
+        <w:rPr>
+          <w:rFonts w:ascii="맑은 고딕" w:hAnsi="맑은 고딕" w:eastAsia="맑은 고딕" w:cs="맑은 고딕"/>
+          <w:b/>
+          <w:sz w:val="21"/>
+        </w:rPr>
+        <w:t>에픽</w:t>
+      </w:r>
+      <w:r>
+        <w:rPr>
+          <w:rFonts w:ascii="맑은 고딕" w:hAnsi="맑은 고딕" w:eastAsia="맑은 고딕" w:cs="맑은 고딕"/>
+          <w:b w:val="0"/>
+          <w:sz w:val="21"/>
+        </w:rPr>
+        <w:t>(상위업무)으로 만들어집니다</w:t>
+      </w:r>
+    </w:p>
+    <w:p>
+      <w:pPr>
+        <w:spacing w:after="60"/>
+        <w:ind w:left="340"/>
+      </w:pPr>
+      <w:r>
+        <w:rPr>
+          <w:rFonts w:ascii="맑은 고딕" w:hAnsi="맑은 고딕" w:eastAsia="맑은 고딕" w:cs="맑은 고딕"/>
+          <w:sz w:val="21"/>
+        </w:rPr>
+        <w:t xml:space="preserve">· </w:t>
+      </w:r>
+      <w:r>
+        <w:rPr>
+          <w:rFonts w:ascii="맑은 고딕" w:hAnsi="맑은 고딕" w:eastAsia="맑은 고딕" w:cs="맑은 고딕"/>
+          <w:b/>
+          <w:sz w:val="21"/>
+        </w:rPr>
+        <w:t>②에 적으면</w:t>
+      </w:r>
+      <w:r>
+        <w:rPr>
+          <w:rFonts w:ascii="맑은 고딕" w:hAnsi="맑은 고딕" w:eastAsia="맑은 고딕" w:cs="맑은 고딕"/>
+          <w:b w:val="0"/>
+          <w:sz w:val="21"/>
+        </w:rPr>
+        <w:t xml:space="preserve"> 고른 상위업무 </w:t>
+      </w:r>
+      <w:r>
+        <w:rPr>
+          <w:rFonts w:ascii="맑은 고딕" w:hAnsi="맑은 고딕" w:eastAsia="맑은 고딕" w:cs="맑은 고딕"/>
+          <w:b/>
+          <w:sz w:val="21"/>
+        </w:rPr>
+        <w:t>아래의 「작업」</w:t>
+      </w:r>
+      <w:r>
+        <w:rPr>
+          <w:rFonts w:ascii="맑은 고딕" w:hAnsi="맑은 고딕" w:eastAsia="맑은 고딕" w:cs="맑은 고딕"/>
+          <w:b w:val="0"/>
+          <w:sz w:val="21"/>
+        </w:rPr>
+        <w:t xml:space="preserve"> 으로 만들어집니다</w:t>
+      </w:r>
+    </w:p>
+    <w:p>
+      <w:pPr>
+        <w:spacing w:after="60"/>
+        <w:ind w:left="340"/>
+      </w:pPr>
+      <w:r>
+        <w:rPr>
+          <w:rFonts w:ascii="맑은 고딕" w:hAnsi="맑은 고딕" w:eastAsia="맑은 고딕" w:cs="맑은 고딕"/>
+          <w:sz w:val="21"/>
+        </w:rPr>
+        <w:t xml:space="preserve">· </w:t>
+      </w:r>
+      <w:r>
+        <w:rPr>
+          <w:rFonts w:ascii="맑은 고딕" w:hAnsi="맑은 고딕" w:eastAsia="맑은 고딕" w:cs="맑은 고딕"/>
+          <w:b/>
+          <w:sz w:val="21"/>
+        </w:rPr>
+        <w:t>담당자는 본인</w:t>
+      </w:r>
+      <w:r>
+        <w:rPr>
+          <w:rFonts w:ascii="맑은 고딕" w:hAnsi="맑은 고딕" w:eastAsia="맑은 고딕" w:cs="맑은 고딕"/>
+          <w:b w:val="0"/>
+          <w:sz w:val="21"/>
+        </w:rPr>
+        <w:t xml:space="preserve">이 되고, 만들면 </w:t>
+      </w:r>
+      <w:r>
+        <w:rPr>
+          <w:rFonts w:ascii="맑은 고딕" w:hAnsi="맑은 고딕" w:eastAsia="맑은 고딕" w:cs="맑은 고딕"/>
+          <w:b/>
+          <w:sz w:val="21"/>
+        </w:rPr>
+        <w:t>바로 목록에 나타납니다</w:t>
+      </w:r>
+    </w:p>
+    <w:p>
+      <w:pPr>
+        <w:keepLines/>
+        <w:spacing w:before="120" w:after="160"/>
+        <w:ind w:left="170"/>
+        <w:pBdr>
+          <w:left w:val="single" w:sz="18" w:space="6" w:color="005A9E"/>
+        </w:pBdr>
+        <w:shd w:val="clear" w:color="auto" w:fill="F2F7FB"/>
+      </w:pPr>
+      <w:r>
+        <w:rPr>
+          <w:rFonts w:ascii="맑은 고딕" w:hAnsi="맑은 고딕" w:eastAsia="맑은 고딕" w:cs="맑은 고딕"/>
+          <w:b/>
+          <w:color w:val="005A9E"/>
+          <w:sz w:val="21"/>
+        </w:rPr>
+        <w:t xml:space="preserve">확인 창을 한 번 거칩니다  </w:t>
+      </w:r>
+      <w:r>
+        <w:rPr>
+          <w:rFonts w:ascii="맑은 고딕" w:hAnsi="맑은 고딕" w:eastAsia="맑은 고딕" w:cs="맑은 고딕"/>
+          <w:b w:val="0"/>
+          <w:sz w:val="21"/>
+        </w:rPr>
+        <w:t xml:space="preserve">만들면 </w:t>
+      </w:r>
+      <w:r>
+        <w:rPr>
+          <w:rFonts w:ascii="맑은 고딕" w:hAnsi="맑은 고딕" w:eastAsia="맑은 고딕" w:cs="맑은 고딕"/>
+          <w:b/>
+          <w:sz w:val="21"/>
+        </w:rPr>
+        <w:t>회사 Jira 에 실제로 이슈가 생깁니다.</w:t>
+      </w:r>
+      <w:r>
+        <w:rPr>
+          <w:rFonts w:ascii="맑은 고딕" w:hAnsi="맑은 고딕" w:eastAsia="맑은 고딕" w:cs="맑은 고딕"/>
+          <w:b w:val="0"/>
+          <w:sz w:val="21"/>
+        </w:rPr>
+        <w:t xml:space="preserve"> 지우려면 Jira 에 들어가야 하므로 오타로 만든 것도 그대로 남습니다. </w:t>
+      </w:r>
+      <w:r>
+        <w:rPr>
+          <w:rFonts w:ascii="맑은 고딕" w:hAnsi="맑은 고딕" w:eastAsia="맑은 고딕" w:cs="맑은 고딕"/>
+          <w:b/>
+          <w:sz w:val="21"/>
+        </w:rPr>
+        <w:t>Jira 에 올릴 것이 아니면 ③직접 입력 칸</w:t>
+      </w:r>
+      <w:r>
+        <w:rPr>
+          <w:rFonts w:ascii="맑은 고딕" w:hAnsi="맑은 고딕" w:eastAsia="맑은 고딕" w:cs="맑은 고딕"/>
+          <w:b w:val="0"/>
+          <w:sz w:val="21"/>
+        </w:rPr>
+        <w:t>에 적어 주십시오.</w:t>
+      </w:r>
+    </w:p>
+    <w:p>
       <w:r>
         <w:br w:type="page"/>
       </w:r>
@@ -14486,6 +14759,515 @@
       </w:r>
     </w:p>
     <w:p>
+      <w:pPr>
+        <w:pStyle w:val="Heading2"/>
+      </w:pPr>
+      <w:r>
+        <w:t>5.6 정비·보험 기한 알림</w:t>
+      </w:r>
+    </w:p>
+    <w:p>
+      <w:r>
+        <w:rPr>
+          <w:rFonts w:ascii="맑은 고딕" w:hAnsi="맑은 고딕" w:eastAsia="맑은 고딕" w:cs="맑은 고딕"/>
+          <w:b/>
+          <w:sz w:val="21"/>
+        </w:rPr>
+        <w:t>[설정] 탭 → 「차량 정비·보험」</w:t>
+      </w:r>
+      <w:r>
+        <w:rPr>
+          <w:rFonts w:ascii="맑은 고딕" w:hAnsi="맑은 고딕" w:eastAsia="맑은 고딕" w:cs="맑은 고딕"/>
+          <w:b w:val="0"/>
+          <w:sz w:val="21"/>
+        </w:rPr>
+        <w:t xml:space="preserve"> 카드에서 법인차량의 </w:t>
+      </w:r>
+      <w:r>
+        <w:rPr>
+          <w:rFonts w:ascii="맑은 고딕" w:hAnsi="맑은 고딕" w:eastAsia="맑은 고딕" w:cs="맑은 고딕"/>
+          <w:b/>
+          <w:sz w:val="21"/>
+        </w:rPr>
+        <w:t>정비·정기검사·보험</w:t>
+      </w:r>
+      <w:r>
+        <w:rPr>
+          <w:rFonts w:ascii="맑은 고딕" w:hAnsi="맑은 고딕" w:eastAsia="맑은 고딕" w:cs="맑은 고딕"/>
+          <w:b w:val="0"/>
+          <w:sz w:val="21"/>
+        </w:rPr>
+        <w:t xml:space="preserve">을 적어 둡니다. </w:t>
+      </w:r>
+      <w:r>
+        <w:rPr>
+          <w:rFonts w:ascii="맑은 고딕" w:hAnsi="맑은 고딕" w:eastAsia="맑은 고딕" w:cs="맑은 고딕"/>
+          <w:b/>
+          <w:sz w:val="21"/>
+        </w:rPr>
+        <w:t>필수는 차량과 날짜뿐</w:t>
+      </w:r>
+      <w:r>
+        <w:rPr>
+          <w:rFonts w:ascii="맑은 고딕" w:hAnsi="맑은 고딕" w:eastAsia="맑은 고딕" w:cs="맑은 고딕"/>
+          <w:b w:val="0"/>
+          <w:sz w:val="21"/>
+        </w:rPr>
+        <w:t>이고 나머지는 비워 두셔도 됩니다.</w:t>
+      </w:r>
+    </w:p>
+    <w:p>
+      <w:pPr>
+        <w:spacing w:after="60"/>
+        <w:ind w:left="340"/>
+      </w:pPr>
+      <w:r>
+        <w:rPr>
+          <w:rFonts w:ascii="맑은 고딕" w:hAnsi="맑은 고딕" w:eastAsia="맑은 고딕" w:cs="맑은 고딕"/>
+          <w:sz w:val="21"/>
+        </w:rPr>
+        <w:t xml:space="preserve">· </w:t>
+      </w:r>
+      <w:r>
+        <w:rPr>
+          <w:rFonts w:ascii="맑은 고딕" w:hAnsi="맑은 고딕" w:eastAsia="맑은 고딕" w:cs="맑은 고딕"/>
+          <w:b/>
+          <w:sz w:val="21"/>
+        </w:rPr>
+        <w:t>다음 예정일</w:t>
+      </w:r>
+      <w:r>
+        <w:rPr>
+          <w:rFonts w:ascii="맑은 고딕" w:hAnsi="맑은 고딕" w:eastAsia="맑은 고딕" w:cs="맑은 고딕"/>
+          <w:b w:val="0"/>
+          <w:sz w:val="21"/>
+        </w:rPr>
+        <w:t xml:space="preserve">이나 </w:t>
+      </w:r>
+      <w:r>
+        <w:rPr>
+          <w:rFonts w:ascii="맑은 고딕" w:hAnsi="맑은 고딕" w:eastAsia="맑은 고딕" w:cs="맑은 고딕"/>
+          <w:b/>
+          <w:sz w:val="21"/>
+        </w:rPr>
+        <w:t>보험 만료일</w:t>
+      </w:r>
+      <w:r>
+        <w:rPr>
+          <w:rFonts w:ascii="맑은 고딕" w:hAnsi="맑은 고딕" w:eastAsia="맑은 고딕" w:cs="맑은 고딕"/>
+          <w:b w:val="0"/>
+          <w:sz w:val="21"/>
+        </w:rPr>
+        <w:t xml:space="preserve">을 적어 두면 </w:t>
+      </w:r>
+      <w:r>
+        <w:rPr>
+          <w:rFonts w:ascii="맑은 고딕" w:hAnsi="맑은 고딕" w:eastAsia="맑은 고딕" w:cs="맑은 고딕"/>
+          <w:b/>
+          <w:sz w:val="21"/>
+        </w:rPr>
+        <w:t>30일 전부터</w:t>
+      </w:r>
+      <w:r>
+        <w:rPr>
+          <w:rFonts w:ascii="맑은 고딕" w:hAnsi="맑은 고딕" w:eastAsia="맑은 고딕" w:cs="맑은 고딕"/>
+          <w:b w:val="0"/>
+          <w:sz w:val="21"/>
+        </w:rPr>
+        <w:t xml:space="preserve"> 알려 드립니다</w:t>
+      </w:r>
+    </w:p>
+    <w:p>
+      <w:pPr>
+        <w:spacing w:after="60"/>
+        <w:ind w:left="340"/>
+      </w:pPr>
+      <w:r>
+        <w:rPr>
+          <w:rFonts w:ascii="맑은 고딕" w:hAnsi="맑은 고딕" w:eastAsia="맑은 고딕" w:cs="맑은 고딕"/>
+          <w:sz w:val="21"/>
+        </w:rPr>
+        <w:t xml:space="preserve">· </w:t>
+      </w:r>
+      <w:r>
+        <w:rPr>
+          <w:rFonts w:ascii="맑은 고딕" w:hAnsi="맑은 고딕" w:eastAsia="맑은 고딕" w:cs="맑은 고딕"/>
+          <w:b w:val="0"/>
+          <w:sz w:val="21"/>
+        </w:rPr>
+        <w:t xml:space="preserve">받는 분 = </w:t>
+      </w:r>
+      <w:r>
+        <w:rPr>
+          <w:rFonts w:ascii="맑은 고딕" w:hAnsi="맑은 고딕" w:eastAsia="맑은 고딕" w:cs="맑은 고딕"/>
+          <w:b/>
+          <w:sz w:val="21"/>
+        </w:rPr>
+        <w:t>대표이사 + 그 차의 «주 사용자»</w:t>
+      </w:r>
+    </w:p>
+    <w:p>
+      <w:pPr>
+        <w:spacing w:after="60"/>
+        <w:ind w:left="340"/>
+      </w:pPr>
+      <w:r>
+        <w:rPr>
+          <w:rFonts w:ascii="맑은 고딕" w:hAnsi="맑은 고딕" w:eastAsia="맑은 고딕" w:cs="맑은 고딕"/>
+          <w:sz w:val="21"/>
+        </w:rPr>
+        <w:t xml:space="preserve">· </w:t>
+      </w:r>
+      <w:r>
+        <w:rPr>
+          <w:rFonts w:ascii="맑은 고딕" w:hAnsi="맑은 고딕" w:eastAsia="맑은 고딕" w:cs="맑은 고딕"/>
+          <w:b w:val="0"/>
+          <w:sz w:val="21"/>
+        </w:rPr>
+        <w:t xml:space="preserve">메일은 </w:t>
+      </w:r>
+      <w:r>
+        <w:rPr>
+          <w:rFonts w:ascii="맑은 고딕" w:hAnsi="맑은 고딕" w:eastAsia="맑은 고딕" w:cs="맑은 고딕"/>
+          <w:b/>
+          <w:sz w:val="21"/>
+        </w:rPr>
+        <w:t>기한마다 한 번만</w:t>
+      </w:r>
+      <w:r>
+        <w:rPr>
+          <w:rFonts w:ascii="맑은 고딕" w:hAnsi="맑은 고딕" w:eastAsia="맑은 고딕" w:cs="맑은 고딕"/>
+          <w:b w:val="0"/>
+          <w:sz w:val="21"/>
+        </w:rPr>
+        <w:t xml:space="preserve"> 갑니다 — 날마다 오지 않습니다</w:t>
+      </w:r>
+    </w:p>
+    <w:p>
+      <w:pPr>
+        <w:keepLines/>
+        <w:spacing w:before="120" w:after="160"/>
+        <w:ind w:left="170"/>
+        <w:pBdr>
+          <w:left w:val="single" w:sz="18" w:space="6" w:color="005A9E"/>
+        </w:pBdr>
+        <w:shd w:val="clear" w:color="auto" w:fill="F2F7FB"/>
+      </w:pPr>
+      <w:r>
+        <w:rPr>
+          <w:rFonts w:ascii="맑은 고딕" w:hAnsi="맑은 고딕" w:eastAsia="맑은 고딕" w:cs="맑은 고딕"/>
+          <w:b/>
+          <w:color w:val="005A9E"/>
+          <w:sz w:val="21"/>
+        </w:rPr>
+        <w:t xml:space="preserve">적어 두지 않으면 아무도 모릅니다  </w:t>
+      </w:r>
+      <w:r>
+        <w:rPr>
+          <w:rFonts w:ascii="맑은 고딕" w:hAnsi="맑은 고딕" w:eastAsia="맑은 고딕" w:cs="맑은 고딕"/>
+          <w:b w:val="0"/>
+          <w:sz w:val="21"/>
+        </w:rPr>
+        <w:t xml:space="preserve">여태 정비·보험을 적을 자리가 아예 없어, 만료일이 지나서야 알게 되는 일이 있었습니다. </w:t>
+      </w:r>
+      <w:r>
+        <w:rPr>
+          <w:rFonts w:ascii="맑은 고딕" w:hAnsi="맑은 고딕" w:eastAsia="맑은 고딕" w:cs="맑은 고딕"/>
+          <w:b/>
+          <w:sz w:val="21"/>
+        </w:rPr>
+        <w:t>아는 것만이라도</w:t>
+      </w:r>
+      <w:r>
+        <w:rPr>
+          <w:rFonts w:ascii="맑은 고딕" w:hAnsi="맑은 고딕" w:eastAsia="맑은 고딕" w:cs="맑은 고딕"/>
+          <w:b w:val="0"/>
+          <w:sz w:val="21"/>
+        </w:rPr>
+        <w:t xml:space="preserve"> 적어 두시면 시스템이 대신 기억합니다.</w:t>
+      </w:r>
+    </w:p>
+    <w:p>
+      <w:pPr>
+        <w:pStyle w:val="Heading2"/>
+      </w:pPr>
+      <w:r>
+        <w:t>5.7 차 없는 출장과 «복합 이동»</w:t>
+      </w:r>
+    </w:p>
+    <w:p>
+      <w:r>
+        <w:rPr>
+          <w:rFonts w:ascii="맑은 고딕" w:hAnsi="맑은 고딕" w:eastAsia="맑은 고딕" w:cs="맑은 고딕"/>
+          <w:b w:val="0"/>
+          <w:sz w:val="21"/>
+        </w:rPr>
+        <w:t xml:space="preserve">이동 수단이 </w:t>
+      </w:r>
+      <w:r>
+        <w:rPr>
+          <w:rFonts w:ascii="맑은 고딕" w:hAnsi="맑은 고딕" w:eastAsia="맑은 고딕" w:cs="맑은 고딕"/>
+          <w:b/>
+          <w:sz w:val="21"/>
+        </w:rPr>
+        <w:t>여덟 가지</w:t>
+      </w:r>
+      <w:r>
+        <w:rPr>
+          <w:rFonts w:ascii="맑은 고딕" w:hAnsi="맑은 고딕" w:eastAsia="맑은 고딕" w:cs="맑은 고딕"/>
+          <w:b w:val="0"/>
+          <w:sz w:val="21"/>
+        </w:rPr>
+        <w:t xml:space="preserve">로 늘었습니다 — 기존 법인차량·자차·대중교통에 </w:t>
+      </w:r>
+      <w:r>
+        <w:rPr>
+          <w:rFonts w:ascii="맑은 고딕" w:hAnsi="맑은 고딕" w:eastAsia="맑은 고딕" w:cs="맑은 고딕"/>
+          <w:b/>
+          <w:sz w:val="21"/>
+        </w:rPr>
+        <w:t>택시 · 렌터카 · 타사 차량 동승 · 도보 · 기타</w:t>
+      </w:r>
+      <w:r>
+        <w:rPr>
+          <w:rFonts w:ascii="맑은 고딕" w:hAnsi="맑은 고딕" w:eastAsia="맑은 고딕" w:cs="맑은 고딕"/>
+          <w:b w:val="0"/>
+          <w:sz w:val="21"/>
+        </w:rPr>
+        <w:t>가 더해졌습니다. 차를 쓰지 않고 가신 날을 그대로 적으시면 됩니다.</w:t>
+      </w:r>
+    </w:p>
+    <w:p>
+      <w:r>
+        <w:rPr>
+          <w:rFonts w:ascii="맑은 고딕" w:hAnsi="맑은 고딕" w:eastAsia="맑은 고딕" w:cs="맑은 고딕"/>
+          <w:b/>
+          <w:sz w:val="21"/>
+        </w:rPr>
+        <w:t>한 날에 여러 수단을 섞으신 경우</w:t>
+      </w:r>
+      <w:r>
+        <w:rPr>
+          <w:rFonts w:ascii="맑은 고딕" w:hAnsi="맑은 고딕" w:eastAsia="맑은 고딕" w:cs="맑은 고딕"/>
+          <w:b w:val="0"/>
+          <w:sz w:val="21"/>
+        </w:rPr>
+        <w:t xml:space="preserve">는 이렇게 하십시오 — 예를 들어 </w:t>
+      </w:r>
+      <w:r>
+        <w:rPr>
+          <w:rFonts w:ascii="맑은 고딕" w:hAnsi="맑은 고딕" w:eastAsia="맑은 고딕" w:cs="맑은 고딕"/>
+          <w:b/>
+          <w:sz w:val="21"/>
+        </w:rPr>
+        <w:t>환승주차장에 법인차량을 대고 KTX 로 가서 현장에서 택시</w:t>
+      </w:r>
+      <w:r>
+        <w:rPr>
+          <w:rFonts w:ascii="맑은 고딕" w:hAnsi="맑은 고딕" w:eastAsia="맑은 고딕" w:cs="맑은 고딕"/>
+          <w:b w:val="0"/>
+          <w:sz w:val="21"/>
+        </w:rPr>
+        <w:t>를 타셨다면:</w:t>
+      </w:r>
+    </w:p>
+    <w:p>
+      <w:pPr>
+        <w:spacing w:after="60"/>
+        <w:ind w:left="340"/>
+      </w:pPr>
+      <w:r>
+        <w:rPr>
+          <w:rFonts w:ascii="맑은 고딕" w:hAnsi="맑은 고딕" w:eastAsia="맑은 고딕" w:cs="맑은 고딕"/>
+          <w:b/>
+          <w:sz w:val="21"/>
+        </w:rPr>
+        <w:t xml:space="preserve">1. </w:t>
+      </w:r>
+      <w:r>
+        <w:rPr>
+          <w:rFonts w:ascii="맑은 고딕" w:hAnsi="맑은 고딕" w:eastAsia="맑은 고딕" w:cs="맑은 고딕"/>
+          <w:b w:val="0"/>
+          <w:sz w:val="21"/>
+        </w:rPr>
+        <w:t xml:space="preserve">이동 수단은 </w:t>
+      </w:r>
+      <w:r>
+        <w:rPr>
+          <w:rFonts w:ascii="맑은 고딕" w:hAnsi="맑은 고딕" w:eastAsia="맑은 고딕" w:cs="맑은 고딕"/>
+          <w:b/>
+          <w:sz w:val="21"/>
+        </w:rPr>
+        <w:t>법인차량 그대로</w:t>
+      </w:r>
+      <w:r>
+        <w:rPr>
+          <w:rFonts w:ascii="맑은 고딕" w:hAnsi="맑은 고딕" w:eastAsia="맑은 고딕" w:cs="맑은 고딕"/>
+          <w:b w:val="0"/>
+          <w:sz w:val="21"/>
+        </w:rPr>
+        <w:t xml:space="preserve"> 둡니다 (배차가 잡혀야 하므로).</w:t>
+      </w:r>
+    </w:p>
+    <w:p>
+      <w:pPr>
+        <w:spacing w:after="60"/>
+        <w:ind w:left="340"/>
+      </w:pPr>
+      <w:r>
+        <w:rPr>
+          <w:rFonts w:ascii="맑은 고딕" w:hAnsi="맑은 고딕" w:eastAsia="맑은 고딕" w:cs="맑은 고딕"/>
+          <w:b/>
+          <w:sz w:val="21"/>
+        </w:rPr>
+        <w:t xml:space="preserve">2. </w:t>
+      </w:r>
+      <w:r>
+        <w:rPr>
+          <w:rFonts w:ascii="맑은 고딕" w:hAnsi="맑은 고딕" w:eastAsia="맑은 고딕" w:cs="맑은 고딕"/>
+          <w:b w:val="0"/>
+          <w:sz w:val="21"/>
+        </w:rPr>
+        <w:t xml:space="preserve">그 아래 </w:t>
+      </w:r>
+      <w:r>
+        <w:rPr>
+          <w:rFonts w:ascii="맑은 고딕" w:hAnsi="맑은 고딕" w:eastAsia="맑은 고딕" w:cs="맑은 고딕"/>
+          <w:b/>
+          <w:sz w:val="21"/>
+        </w:rPr>
+        <w:t>🧾 복합 이동</w:t>
+      </w:r>
+      <w:r>
+        <w:rPr>
+          <w:rFonts w:ascii="맑은 고딕" w:hAnsi="맑은 고딕" w:eastAsia="맑은 고딕" w:cs="맑은 고딕"/>
+          <w:b w:val="0"/>
+          <w:sz w:val="21"/>
+        </w:rPr>
+        <w:t xml:space="preserve">을 함께 체크합니다. </w:t>
+      </w:r>
+      <w:r>
+        <w:rPr>
+          <w:rFonts w:ascii="맑은 고딕" w:hAnsi="맑은 고딕" w:eastAsia="맑은 고딕" w:cs="맑은 고딕"/>
+          <w:b/>
+          <w:sz w:val="21"/>
+        </w:rPr>
+        <w:t>수단 선택은 지워지지 않습니다.</w:t>
+      </w:r>
+    </w:p>
+    <w:p>
+      <w:pPr>
+        <w:spacing w:after="60"/>
+        <w:ind w:left="340"/>
+      </w:pPr>
+      <w:r>
+        <w:rPr>
+          <w:rFonts w:ascii="맑은 고딕" w:hAnsi="맑은 고딕" w:eastAsia="맑은 고딕" w:cs="맑은 고딕"/>
+          <w:b/>
+          <w:sz w:val="21"/>
+        </w:rPr>
+        <w:t xml:space="preserve">3. </w:t>
+      </w:r>
+      <w:r>
+        <w:rPr>
+          <w:rFonts w:ascii="맑은 고딕" w:hAnsi="맑은 고딕" w:eastAsia="맑은 고딕" w:cs="맑은 고딕"/>
+          <w:b w:val="0"/>
+          <w:sz w:val="21"/>
+        </w:rPr>
+        <w:t xml:space="preserve">다녀오신 뒤 실적 창의 </w:t>
+      </w:r>
+      <w:r>
+        <w:rPr>
+          <w:rFonts w:ascii="맑은 고딕" w:hAnsi="맑은 고딕" w:eastAsia="맑은 고딕" w:cs="맑은 고딕"/>
+          <w:b/>
+          <w:sz w:val="21"/>
+        </w:rPr>
+        <w:t>「이동 실비」</w:t>
+      </w:r>
+      <w:r>
+        <w:rPr>
+          <w:rFonts w:ascii="맑은 고딕" w:hAnsi="맑은 고딕" w:eastAsia="맑은 고딕" w:cs="맑은 고딕"/>
+          <w:b w:val="0"/>
+          <w:sz w:val="21"/>
+        </w:rPr>
+        <w:t xml:space="preserve"> 에서 </w:t>
+      </w:r>
+      <w:r>
+        <w:rPr>
+          <w:rFonts w:ascii="맑은 고딕" w:hAnsi="맑은 고딕" w:eastAsia="맑은 고딕" w:cs="맑은 고딕"/>
+          <w:b/>
+          <w:sz w:val="21"/>
+        </w:rPr>
+        <w:t>[+ 칸 추가]</w:t>
+      </w:r>
+      <w:r>
+        <w:rPr>
+          <w:rFonts w:ascii="맑은 고딕" w:hAnsi="맑은 고딕" w:eastAsia="맑은 고딕" w:cs="맑은 고딕"/>
+          <w:b w:val="0"/>
+          <w:sz w:val="21"/>
+        </w:rPr>
+        <w:t xml:space="preserve"> 로 항목마다 적습니다.</w:t>
+      </w:r>
+    </w:p>
+    <w:p>
+      <w:pPr>
+        <w:spacing w:before="80" w:after="120"/>
+        <w:ind w:left="454"/>
+      </w:pPr>
+      <w:r>
+        <w:rPr>
+          <w:rFonts w:ascii="Consolas" w:hAnsi="Consolas" w:eastAsia="Consolas" w:cs="Consolas"/>
+          <w:color w:val="333333"/>
+          <w:sz w:val="21"/>
+        </w:rPr>
+        <w:t>환승주차 3,000  +  KTX 23,700  +  현장 택시 8,400  =  35,100 원 (합계는 저절로)</w:t>
+      </w:r>
+    </w:p>
+    <w:p>
+      <w:pPr>
+        <w:keepLines/>
+        <w:spacing w:before="120" w:after="160"/>
+        <w:ind w:left="170"/>
+        <w:pBdr>
+          <w:left w:val="single" w:sz="18" w:space="6" w:color="005A9E"/>
+        </w:pBdr>
+        <w:shd w:val="clear" w:color="auto" w:fill="F2F7FB"/>
+      </w:pPr>
+      <w:r>
+        <w:rPr>
+          <w:rFonts w:ascii="맑은 고딕" w:hAnsi="맑은 고딕" w:eastAsia="맑은 고딕" w:cs="맑은 고딕"/>
+          <w:b/>
+          <w:color w:val="005A9E"/>
+          <w:sz w:val="21"/>
+        </w:rPr>
+        <w:t xml:space="preserve">항목 이름은 자유롭게 적으시면 됩니다  </w:t>
+      </w:r>
+      <w:r>
+        <w:rPr>
+          <w:rFonts w:ascii="맑은 고딕" w:hAnsi="맑은 고딕" w:eastAsia="맑은 고딕" w:cs="맑은 고딕"/>
+          <w:b w:val="0"/>
+          <w:sz w:val="21"/>
+        </w:rPr>
+        <w:t xml:space="preserve">정해진 목록이 없습니다. 나중에 「이 금액이 무엇이었나」를 답할 수 있게 </w:t>
+      </w:r>
+      <w:r>
+        <w:rPr>
+          <w:rFonts w:ascii="맑은 고딕" w:hAnsi="맑은 고딕" w:eastAsia="맑은 고딕" w:cs="맑은 고딕"/>
+          <w:b/>
+          <w:sz w:val="21"/>
+        </w:rPr>
+        <w:t>알아보실 수 있는 말로</w:t>
+      </w:r>
+      <w:r>
+        <w:rPr>
+          <w:rFonts w:ascii="맑은 고딕" w:hAnsi="맑은 고딕" w:eastAsia="맑은 고딕" w:cs="맑은 고딕"/>
+          <w:b w:val="0"/>
+          <w:sz w:val="21"/>
+        </w:rPr>
+        <w:t xml:space="preserve"> 적어 주십시오. 적으신 내역은 완료 보고 메일과 정산 화면에 그대로 나옵니다.</w:t>
+      </w:r>
+    </w:p>
+    <w:p>
       <w:r>
         <w:br w:type="page"/>
       </w:r>
@@ -16902,7 +17684,7 @@
         <w:pStyle w:val="Heading1"/>
       </w:pPr>
       <w:r>
-        <w:t>구매 요청</w:t>
+        <w:t>구매와 경비</w:t>
       </w:r>
     </w:p>
     <w:p>
@@ -18163,6 +18945,726 @@
           <w:sz w:val="21"/>
         </w:rPr>
         <w:t>반려로 되돌리십시오.</w:t>
+      </w:r>
+    </w:p>
+    <w:p>
+      <w:pPr>
+        <w:pStyle w:val="Heading2"/>
+      </w:pPr>
+      <w:r>
+        <w:t>7.4 경비란 — 구매와 무엇이 다른가</w:t>
+      </w:r>
+    </w:p>
+    <w:p>
+      <w:r>
+        <w:rPr>
+          <w:rFonts w:ascii="맑은 고딕" w:hAnsi="맑은 고딕" w:eastAsia="맑은 고딕" w:cs="맑은 고딕"/>
+          <w:b/>
+          <w:sz w:val="21"/>
+        </w:rPr>
+        <w:t>경비</w:t>
+      </w:r>
+      <w:r>
+        <w:rPr>
+          <w:rFonts w:ascii="맑은 고딕" w:hAnsi="맑은 고딕" w:eastAsia="맑은 고딕" w:cs="맑은 고딕"/>
+          <w:b w:val="0"/>
+          <w:sz w:val="21"/>
+        </w:rPr>
+        <w:t xml:space="preserve"> 탭은 출장에서 </w:t>
+      </w:r>
+      <w:r>
+        <w:rPr>
+          <w:rFonts w:ascii="맑은 고딕" w:hAnsi="맑은 고딕" w:eastAsia="맑은 고딕" w:cs="맑은 고딕"/>
+          <w:b/>
+          <w:sz w:val="21"/>
+        </w:rPr>
+        <w:t>이미 쓴 돈</w:t>
+      </w:r>
+      <w:r>
+        <w:rPr>
+          <w:rFonts w:ascii="맑은 고딕" w:hAnsi="맑은 고딕" w:eastAsia="맑은 고딕" w:cs="맑은 고딕"/>
+          <w:b w:val="0"/>
+          <w:sz w:val="21"/>
+        </w:rPr>
+        <w:t>을 적는 곳입니다.</w:t>
+      </w:r>
+    </w:p>
+    <w:tbl>
+      <w:tblPr>
+        <w:tblStyle w:val="TableGrid"/>
+        <w:tblW w:type="auto" w:w="0"/>
+        <w:jc w:val="center"/>
+        <w:tblLook w:firstColumn="1" w:firstRow="1" w:lastColumn="0" w:lastRow="0" w:noHBand="0" w:noVBand="1" w:val="04A0"/>
+      </w:tblPr>
+      <w:tblGrid>
+        <w:gridCol w:w="3137"/>
+        <w:gridCol w:w="3137"/>
+        <w:gridCol w:w="3137"/>
+      </w:tblGrid>
+      <w:tr>
+        <w:trPr>
+          <w:cantSplit/>
+          <w:tblHeader/>
+        </w:trPr>
+        <w:tc>
+          <w:tcPr>
+            <w:tcW w:type="dxa" w:w="1701"/>
+            <w:shd w:val="clear" w:color="auto" w:fill="005A9E"/>
+            <w:vAlign w:val="center"/>
+          </w:tcPr>
+          <w:p>
+            <w:pPr>
+              <w:spacing w:before="0" w:after="0" w:line="240" w:lineRule="auto"/>
+              <w:jc w:val="center"/>
+            </w:pPr>
+            <w:r/>
+            <w:r>
+              <w:rPr>
+                <w:rFonts w:ascii="맑은 고딕" w:hAnsi="맑은 고딕" w:eastAsia="맑은 고딕" w:cs="맑은 고딕"/>
+                <w:b/>
+                <w:color w:val="FFFFFF"/>
+                <w:sz w:val="20"/>
+              </w:rPr>
+            </w:r>
+          </w:p>
+        </w:tc>
+        <w:tc>
+          <w:tcPr>
+            <w:tcW w:type="dxa" w:w="3345"/>
+            <w:shd w:val="clear" w:color="auto" w:fill="005A9E"/>
+            <w:vAlign w:val="center"/>
+          </w:tcPr>
+          <w:p>
+            <w:pPr>
+              <w:spacing w:before="0" w:after="0" w:line="240" w:lineRule="auto"/>
+              <w:jc w:val="center"/>
+            </w:pPr>
+            <w:r/>
+            <w:r>
+              <w:rPr>
+                <w:rFonts w:ascii="맑은 고딕" w:hAnsi="맑은 고딕" w:eastAsia="맑은 고딕" w:cs="맑은 고딕"/>
+                <w:b/>
+                <w:color w:val="FFFFFF"/>
+                <w:sz w:val="20"/>
+              </w:rPr>
+              <w:t>구매 요청</w:t>
+            </w:r>
+          </w:p>
+        </w:tc>
+        <w:tc>
+          <w:tcPr>
+            <w:tcW w:type="dxa" w:w="3345"/>
+            <w:shd w:val="clear" w:color="auto" w:fill="005A9E"/>
+            <w:vAlign w:val="center"/>
+          </w:tcPr>
+          <w:p>
+            <w:pPr>
+              <w:spacing w:before="0" w:after="0" w:line="240" w:lineRule="auto"/>
+              <w:jc w:val="center"/>
+            </w:pPr>
+            <w:r/>
+            <w:r>
+              <w:rPr>
+                <w:rFonts w:ascii="맑은 고딕" w:hAnsi="맑은 고딕" w:eastAsia="맑은 고딕" w:cs="맑은 고딕"/>
+                <w:b/>
+                <w:color w:val="FFFFFF"/>
+                <w:sz w:val="20"/>
+              </w:rPr>
+              <w:t>경비</w:t>
+            </w:r>
+          </w:p>
+        </w:tc>
+      </w:tr>
+      <w:tr>
+        <w:trPr>
+          <w:cantSplit/>
+        </w:trPr>
+        <w:tc>
+          <w:tcPr>
+            <w:tcW w:type="dxa" w:w="1701"/>
+            <w:vAlign w:val="center"/>
+          </w:tcPr>
+          <w:p>
+            <w:pPr>
+              <w:spacing w:before="0" w:after="0" w:line="240" w:lineRule="auto"/>
+            </w:pPr>
+            <w:r/>
+            <w:r>
+              <w:rPr>
+                <w:rFonts w:ascii="맑은 고딕" w:hAnsi="맑은 고딕" w:eastAsia="맑은 고딕" w:cs="맑은 고딕"/>
+                <w:b/>
+                <w:sz w:val="20"/>
+              </w:rPr>
+              <w:t>언제 적나</w:t>
+            </w:r>
+          </w:p>
+        </w:tc>
+        <w:tc>
+          <w:tcPr>
+            <w:tcW w:type="dxa" w:w="3345"/>
+            <w:vAlign w:val="center"/>
+          </w:tcPr>
+          <w:p>
+            <w:pPr>
+              <w:spacing w:before="0" w:after="0" w:line="240" w:lineRule="auto"/>
+            </w:pPr>
+            <w:r/>
+            <w:r>
+              <w:rPr>
+                <w:rFonts w:ascii="맑은 고딕" w:hAnsi="맑은 고딕" w:eastAsia="맑은 고딕" w:cs="맑은 고딕"/>
+                <w:b/>
+                <w:sz w:val="20"/>
+              </w:rPr>
+              <w:t>사기 전</w:t>
+            </w:r>
+          </w:p>
+        </w:tc>
+        <w:tc>
+          <w:tcPr>
+            <w:tcW w:type="dxa" w:w="3345"/>
+            <w:vAlign w:val="center"/>
+          </w:tcPr>
+          <w:p>
+            <w:pPr>
+              <w:spacing w:before="0" w:after="0" w:line="240" w:lineRule="auto"/>
+            </w:pPr>
+            <w:r/>
+            <w:r>
+              <w:rPr>
+                <w:rFonts w:ascii="맑은 고딕" w:hAnsi="맑은 고딕" w:eastAsia="맑은 고딕" w:cs="맑은 고딕"/>
+                <w:b/>
+                <w:sz w:val="20"/>
+              </w:rPr>
+              <w:t>쓴 뒤</w:t>
+            </w:r>
+          </w:p>
+        </w:tc>
+      </w:tr>
+      <w:tr>
+        <w:trPr>
+          <w:cantSplit/>
+        </w:trPr>
+        <w:tc>
+          <w:tcPr>
+            <w:tcW w:type="dxa" w:w="1701"/>
+            <w:vAlign w:val="center"/>
+          </w:tcPr>
+          <w:p>
+            <w:pPr>
+              <w:spacing w:before="0" w:after="0" w:line="240" w:lineRule="auto"/>
+            </w:pPr>
+            <w:r/>
+            <w:r>
+              <w:rPr>
+                <w:rFonts w:ascii="맑은 고딕" w:hAnsi="맑은 고딕" w:eastAsia="맑은 고딕" w:cs="맑은 고딕"/>
+                <w:b/>
+                <w:sz w:val="20"/>
+              </w:rPr>
+              <w:t>승인이 있나</w:t>
+            </w:r>
+          </w:p>
+        </w:tc>
+        <w:tc>
+          <w:tcPr>
+            <w:tcW w:type="dxa" w:w="3345"/>
+            <w:vAlign w:val="center"/>
+          </w:tcPr>
+          <w:p>
+            <w:pPr>
+              <w:spacing w:before="0" w:after="0" w:line="240" w:lineRule="auto"/>
+            </w:pPr>
+            <w:r/>
+            <w:r>
+              <w:rPr>
+                <w:rFonts w:ascii="맑은 고딕" w:hAnsi="맑은 고딕" w:eastAsia="맑은 고딕" w:cs="맑은 고딕"/>
+                <w:b w:val="0"/>
+                <w:sz w:val="20"/>
+              </w:rPr>
+              <w:t>대표이사 승인이 필요합니다</w:t>
+            </w:r>
+          </w:p>
+        </w:tc>
+        <w:tc>
+          <w:tcPr>
+            <w:tcW w:type="dxa" w:w="3345"/>
+            <w:vAlign w:val="center"/>
+          </w:tcPr>
+          <w:p>
+            <w:pPr>
+              <w:spacing w:before="0" w:after="0" w:line="240" w:lineRule="auto"/>
+            </w:pPr>
+            <w:r/>
+            <w:r>
+              <w:rPr>
+                <w:rFonts w:ascii="맑은 고딕" w:hAnsi="맑은 고딕" w:eastAsia="맑은 고딕" w:cs="맑은 고딕"/>
+                <w:b/>
+                <w:sz w:val="20"/>
+              </w:rPr>
+              <w:t>없습니다</w:t>
+            </w:r>
+            <w:r>
+              <w:rPr>
+                <w:rFonts w:ascii="맑은 고딕" w:hAnsi="맑은 고딕" w:eastAsia="맑은 고딕" w:cs="맑은 고딕"/>
+                <w:b w:val="0"/>
+                <w:sz w:val="20"/>
+              </w:rPr>
+              <w:t xml:space="preserve"> — 적으면 그대로 기록</w:t>
+            </w:r>
+          </w:p>
+        </w:tc>
+      </w:tr>
+    </w:tbl>
+    <w:p/>
+    <w:p>
+      <w:pPr>
+        <w:keepLines/>
+        <w:spacing w:before="120" w:after="160"/>
+        <w:ind w:left="170"/>
+        <w:pBdr>
+          <w:left w:val="single" w:sz="18" w:space="6" w:color="C77700"/>
+        </w:pBdr>
+        <w:shd w:val="clear" w:color="auto" w:fill="FDF3E7"/>
+      </w:pPr>
+      <w:r>
+        <w:rPr>
+          <w:rFonts w:ascii="맑은 고딕" w:hAnsi="맑은 고딕" w:eastAsia="맑은 고딕" w:cs="맑은 고딕"/>
+          <w:b/>
+          <w:color w:val="C77700"/>
+          <w:sz w:val="21"/>
+        </w:rPr>
+        <w:t xml:space="preserve">월 정산과 «합쳐지지 않습니다»  </w:t>
+      </w:r>
+      <w:r>
+        <w:rPr>
+          <w:rFonts w:ascii="맑은 고딕" w:hAnsi="맑은 고딕" w:eastAsia="맑은 고딕" w:cs="맑은 고딕"/>
+          <w:b w:val="0"/>
+          <w:sz w:val="21"/>
+        </w:rPr>
+        <w:t xml:space="preserve">스케줄 탭의 </w:t>
+      </w:r>
+      <w:r>
+        <w:rPr>
+          <w:rFonts w:ascii="맑은 고딕" w:hAnsi="맑은 고딕" w:eastAsia="맑은 고딕" w:cs="맑은 고딕"/>
+          <w:b/>
+          <w:sz w:val="21"/>
+        </w:rPr>
+        <w:t>💰정산</w:t>
+      </w:r>
+      <w:r>
+        <w:rPr>
+          <w:rFonts w:ascii="맑은 고딕" w:hAnsi="맑은 고딕" w:eastAsia="맑은 고딕" w:cs="맑은 고딕"/>
+          <w:b w:val="0"/>
+          <w:sz w:val="21"/>
+        </w:rPr>
+        <w:t xml:space="preserve">은 「회사에 입금 / 회사가 환급」을 다룹니다. 경비는 </w:t>
+      </w:r>
+      <w:r>
+        <w:rPr>
+          <w:rFonts w:ascii="맑은 고딕" w:hAnsi="맑은 고딕" w:eastAsia="맑은 고딕" w:cs="맑은 고딕"/>
+          <w:b/>
+          <w:sz w:val="21"/>
+        </w:rPr>
+        <w:t>이미 법인카드로 나간 돈</w:t>
+      </w:r>
+      <w:r>
+        <w:rPr>
+          <w:rFonts w:ascii="맑은 고딕" w:hAnsi="맑은 고딕" w:eastAsia="맑은 고딕" w:cs="맑은 고딕"/>
+          <w:b w:val="0"/>
+          <w:sz w:val="21"/>
+        </w:rPr>
+        <w:t xml:space="preserve">이라 성격이 달라 </w:t>
+      </w:r>
+      <w:r>
+        <w:rPr>
+          <w:rFonts w:ascii="맑은 고딕" w:hAnsi="맑은 고딕" w:eastAsia="맑은 고딕" w:cs="맑은 고딕"/>
+          <w:b/>
+          <w:sz w:val="21"/>
+        </w:rPr>
+        <w:t>따로 봅니다.</w:t>
+      </w:r>
+    </w:p>
+    <w:p>
+      <w:pPr>
+        <w:pStyle w:val="Heading2"/>
+      </w:pPr>
+      <w:r>
+        <w:t>7.5 경비 적기</w:t>
+      </w:r>
+    </w:p>
+    <w:p>
+      <w:r>
+        <w:rPr>
+          <w:rFonts w:ascii="맑은 고딕" w:hAnsi="맑은 고딕" w:eastAsia="맑은 고딕" w:cs="맑은 고딕"/>
+          <w:b/>
+          <w:sz w:val="21"/>
+        </w:rPr>
+        <w:t>경비</w:t>
+      </w:r>
+      <w:r>
+        <w:rPr>
+          <w:rFonts w:ascii="맑은 고딕" w:hAnsi="맑은 고딕" w:eastAsia="맑은 고딕" w:cs="맑은 고딕"/>
+          <w:b w:val="0"/>
+          <w:sz w:val="21"/>
+        </w:rPr>
+        <w:t xml:space="preserve"> 탭 맨 위 양식에 적고 </w:t>
+      </w:r>
+      <w:r>
+        <w:rPr>
+          <w:rFonts w:ascii="맑은 고딕" w:hAnsi="맑은 고딕" w:eastAsia="맑은 고딕" w:cs="맑은 고딕"/>
+          <w:b/>
+          <w:sz w:val="21"/>
+        </w:rPr>
+        <w:t>[경비 기록]</w:t>
+      </w:r>
+      <w:r>
+        <w:rPr>
+          <w:rFonts w:ascii="맑은 고딕" w:hAnsi="맑은 고딕" w:eastAsia="맑은 고딕" w:cs="맑은 고딕"/>
+          <w:b w:val="0"/>
+          <w:sz w:val="21"/>
+        </w:rPr>
+        <w:t xml:space="preserve"> 을 누르면 끝입니다. </w:t>
+      </w:r>
+      <w:r>
+        <w:rPr>
+          <w:rFonts w:ascii="맑은 고딕" w:hAnsi="맑은 고딕" w:eastAsia="맑은 고딕" w:cs="맑은 고딕"/>
+          <w:b/>
+          <w:sz w:val="21"/>
+        </w:rPr>
+        <w:t>필수는 「쓴 날」과 「금액」 둘뿐</w:t>
+      </w:r>
+      <w:r>
+        <w:rPr>
+          <w:rFonts w:ascii="맑은 고딕" w:hAnsi="맑은 고딕" w:eastAsia="맑은 고딕" w:cs="맑은 고딕"/>
+          <w:b w:val="0"/>
+          <w:sz w:val="21"/>
+        </w:rPr>
+        <w:t>입니다.</w:t>
+      </w:r>
+    </w:p>
+    <w:p>
+      <w:pPr>
+        <w:spacing w:after="60"/>
+        <w:ind w:left="340"/>
+      </w:pPr>
+      <w:r>
+        <w:rPr>
+          <w:rFonts w:ascii="맑은 고딕" w:hAnsi="맑은 고딕" w:eastAsia="맑은 고딕" w:cs="맑은 고딕"/>
+          <w:sz w:val="21"/>
+        </w:rPr>
+        <w:t xml:space="preserve">· </w:t>
+      </w:r>
+      <w:r>
+        <w:rPr>
+          <w:rFonts w:ascii="맑은 고딕" w:hAnsi="맑은 고딕" w:eastAsia="맑은 고딕" w:cs="맑은 고딕"/>
+          <w:b/>
+          <w:sz w:val="21"/>
+        </w:rPr>
+        <w:t>종류</w:t>
+      </w:r>
+      <w:r>
+        <w:rPr>
+          <w:rFonts w:ascii="맑은 고딕" w:hAnsi="맑은 고딕" w:eastAsia="맑은 고딕" w:cs="맑은 고딕"/>
+          <w:b w:val="0"/>
+          <w:sz w:val="21"/>
+        </w:rPr>
+        <w:t xml:space="preserve"> — 식비 / 숙박 / 교통 / 주유·충전 / 접대 / 소모품 / 기타</w:t>
+      </w:r>
+    </w:p>
+    <w:p>
+      <w:pPr>
+        <w:spacing w:after="60"/>
+        <w:ind w:left="340"/>
+      </w:pPr>
+      <w:r>
+        <w:rPr>
+          <w:rFonts w:ascii="맑은 고딕" w:hAnsi="맑은 고딕" w:eastAsia="맑은 고딕" w:cs="맑은 고딕"/>
+          <w:sz w:val="21"/>
+        </w:rPr>
+        <w:t xml:space="preserve">· </w:t>
+      </w:r>
+      <w:r>
+        <w:rPr>
+          <w:rFonts w:ascii="맑은 고딕" w:hAnsi="맑은 고딕" w:eastAsia="맑은 고딕" w:cs="맑은 고딕"/>
+          <w:b/>
+          <w:sz w:val="21"/>
+        </w:rPr>
+        <w:t>결제 수단</w:t>
+      </w:r>
+      <w:r>
+        <w:rPr>
+          <w:rFonts w:ascii="맑은 고딕" w:hAnsi="맑은 고딕" w:eastAsia="맑은 고딕" w:cs="맑은 고딕"/>
+          <w:b w:val="0"/>
+          <w:sz w:val="21"/>
+        </w:rPr>
+        <w:t xml:space="preserve"> — 법인카드 / 개인카드 / 현금</w:t>
+      </w:r>
+    </w:p>
+    <w:p>
+      <w:pPr>
+        <w:spacing w:after="60"/>
+        <w:ind w:left="340"/>
+      </w:pPr>
+      <w:r>
+        <w:rPr>
+          <w:rFonts w:ascii="맑은 고딕" w:hAnsi="맑은 고딕" w:eastAsia="맑은 고딕" w:cs="맑은 고딕"/>
+          <w:sz w:val="21"/>
+        </w:rPr>
+        <w:t xml:space="preserve">· </w:t>
+      </w:r>
+      <w:r>
+        <w:rPr>
+          <w:rFonts w:ascii="맑은 고딕" w:hAnsi="맑은 고딕" w:eastAsia="맑은 고딕" w:cs="맑은 고딕"/>
+          <w:b/>
+          <w:sz w:val="21"/>
+        </w:rPr>
+        <w:t>프로젝트</w:t>
+      </w:r>
+      <w:r>
+        <w:rPr>
+          <w:rFonts w:ascii="맑은 고딕" w:hAnsi="맑은 고딕" w:eastAsia="맑은 고딕" w:cs="맑은 고딕"/>
+          <w:b w:val="0"/>
+          <w:sz w:val="21"/>
+        </w:rPr>
+        <w:t xml:space="preserve"> — 선택입니다. 업무 입력과 </w:t>
+      </w:r>
+      <w:r>
+        <w:rPr>
+          <w:rFonts w:ascii="맑은 고딕" w:hAnsi="맑은 고딕" w:eastAsia="맑은 고딕" w:cs="맑은 고딕"/>
+          <w:b/>
+          <w:sz w:val="21"/>
+        </w:rPr>
+        <w:t>같은 목록</w:t>
+      </w:r>
+      <w:r>
+        <w:rPr>
+          <w:rFonts w:ascii="맑은 고딕" w:hAnsi="맑은 고딕" w:eastAsia="맑은 고딕" w:cs="맑은 고딕"/>
+          <w:b w:val="0"/>
+          <w:sz w:val="21"/>
+        </w:rPr>
+        <w:t>에서 고릅니다</w:t>
+      </w:r>
+    </w:p>
+    <w:p>
+      <w:pPr>
+        <w:keepLines/>
+        <w:spacing w:before="120" w:after="160"/>
+        <w:ind w:left="170"/>
+        <w:pBdr>
+          <w:left w:val="single" w:sz="18" w:space="6" w:color="005A9E"/>
+        </w:pBdr>
+        <w:shd w:val="clear" w:color="auto" w:fill="F2F7FB"/>
+      </w:pPr>
+      <w:r>
+        <w:rPr>
+          <w:rFonts w:ascii="맑은 고딕" w:hAnsi="맑은 고딕" w:eastAsia="맑은 고딕" w:cs="맑은 고딕"/>
+          <w:b/>
+          <w:color w:val="005A9E"/>
+          <w:sz w:val="21"/>
+        </w:rPr>
+        <w:t xml:space="preserve">프로젝트를 골라 두시면 «프로젝트별 합계»를 볼 수 있습니다  </w:t>
+      </w:r>
+      <w:r>
+        <w:rPr>
+          <w:rFonts w:ascii="맑은 고딕" w:hAnsi="맑은 고딕" w:eastAsia="맑은 고딕" w:cs="맑은 고딕"/>
+          <w:b w:val="0"/>
+          <w:sz w:val="21"/>
+        </w:rPr>
+        <w:t>어느 현장에 얼마가 들었는지 보려면 이 칸이 필요합니다. 프로젝트에 매이지 않는 경비는 비워 두셔도 됩니다 — 「(프로젝트 없음)」으로 한 줄에 묶여 나옵니다.</w:t>
+      </w:r>
+    </w:p>
+    <w:p>
+      <w:pPr>
+        <w:pStyle w:val="Heading2"/>
+      </w:pPr>
+      <w:r>
+        <w:t>7.6 영수증과 프로젝트별로 보기</w:t>
+      </w:r>
+    </w:p>
+    <w:p>
+      <w:r>
+        <w:rPr>
+          <w:rFonts w:ascii="맑은 고딕" w:hAnsi="맑은 고딕" w:eastAsia="맑은 고딕" w:cs="맑은 고딕"/>
+          <w:b/>
+          <w:sz w:val="21"/>
+        </w:rPr>
+        <w:t>「영수증 (선택)」</w:t>
+      </w:r>
+      <w:r>
+        <w:rPr>
+          <w:rFonts w:ascii="맑은 고딕" w:hAnsi="맑은 고딕" w:eastAsia="맑은 고딕" w:cs="맑은 고딕"/>
+          <w:b w:val="0"/>
+          <w:sz w:val="21"/>
+        </w:rPr>
+        <w:t xml:space="preserve"> 에서 사진이나 PDF 를 고르시면 함께 보관됩니다 (한 장에 </w:t>
+      </w:r>
+      <w:r>
+        <w:rPr>
+          <w:rFonts w:ascii="맑은 고딕" w:hAnsi="맑은 고딕" w:eastAsia="맑은 고딕" w:cs="맑은 고딕"/>
+          <w:b/>
+          <w:sz w:val="21"/>
+        </w:rPr>
+        <w:t>8MB</w:t>
+      </w:r>
+      <w:r>
+        <w:rPr>
+          <w:rFonts w:ascii="맑은 고딕" w:hAnsi="맑은 고딕" w:eastAsia="맑은 고딕" w:cs="맑은 고딕"/>
+          <w:b w:val="0"/>
+          <w:sz w:val="21"/>
+        </w:rPr>
+        <w:t xml:space="preserve"> 까지). 목록의 </w:t>
+      </w:r>
+      <w:r>
+        <w:rPr>
+          <w:rFonts w:ascii="맑은 고딕" w:hAnsi="맑은 고딕" w:eastAsia="맑은 고딕" w:cs="맑은 고딕"/>
+          <w:b/>
+          <w:sz w:val="21"/>
+        </w:rPr>
+        <w:t>🧾</w:t>
+      </w:r>
+      <w:r>
+        <w:rPr>
+          <w:rFonts w:ascii="맑은 고딕" w:hAnsi="맑은 고딕" w:eastAsia="맑은 고딕" w:cs="맑은 고딕"/>
+          <w:b w:val="0"/>
+          <w:sz w:val="21"/>
+        </w:rPr>
+        <w:t xml:space="preserve"> 를 누르면 새 창에서 보입니다.</w:t>
+      </w:r>
+    </w:p>
+    <w:p>
+      <w:r>
+        <w:rPr>
+          <w:rFonts w:ascii="맑은 고딕" w:hAnsi="맑은 고딕" w:eastAsia="맑은 고딕" w:cs="맑은 고딕"/>
+          <w:b w:val="0"/>
+          <w:sz w:val="21"/>
+        </w:rPr>
+        <w:t xml:space="preserve">기간을 정하면 그 안의 경비를 네 가지 기준으로 묶어 봅니다 — </w:t>
+      </w:r>
+      <w:r>
+        <w:rPr>
+          <w:rFonts w:ascii="맑은 고딕" w:hAnsi="맑은 고딕" w:eastAsia="맑은 고딕" w:cs="맑은 고딕"/>
+          <w:b/>
+          <w:sz w:val="21"/>
+        </w:rPr>
+        <w:t>📁 프로젝트별 · 🧑 인원별 · 🗓 월별 · 🏷 종류별</w:t>
+      </w:r>
+      <w:r>
+        <w:rPr>
+          <w:rFonts w:ascii="맑은 고딕" w:hAnsi="맑은 고딕" w:eastAsia="맑은 고딕" w:cs="맑은 고딕"/>
+          <w:b w:val="0"/>
+          <w:sz w:val="21"/>
+        </w:rPr>
+        <w:t xml:space="preserve">. 담긴 것은 하나이고 </w:t>
+      </w:r>
+      <w:r>
+        <w:rPr>
+          <w:rFonts w:ascii="맑은 고딕" w:hAnsi="맑은 고딕" w:eastAsia="맑은 고딕" w:cs="맑은 고딕"/>
+          <w:b/>
+          <w:sz w:val="21"/>
+        </w:rPr>
+        <w:t>묶는 기준만</w:t>
+      </w:r>
+      <w:r>
+        <w:rPr>
+          <w:rFonts w:ascii="맑은 고딕" w:hAnsi="맑은 고딕" w:eastAsia="맑은 고딕" w:cs="맑은 고딕"/>
+          <w:b w:val="0"/>
+          <w:sz w:val="21"/>
+        </w:rPr>
+        <w:t xml:space="preserve"> 바뀝니다.</w:t>
+      </w:r>
+    </w:p>
+    <w:p>
+      <w:pPr>
+        <w:spacing w:after="60"/>
+        <w:ind w:left="340"/>
+      </w:pPr>
+      <w:r>
+        <w:rPr>
+          <w:rFonts w:ascii="맑은 고딕" w:hAnsi="맑은 고딕" w:eastAsia="맑은 고딕" w:cs="맑은 고딕"/>
+          <w:sz w:val="21"/>
+        </w:rPr>
+        <w:t xml:space="preserve">· </w:t>
+      </w:r>
+      <w:r>
+        <w:rPr>
+          <w:rFonts w:ascii="맑은 고딕" w:hAnsi="맑은 고딕" w:eastAsia="맑은 고딕" w:cs="맑은 고딕"/>
+          <w:b/>
+          <w:sz w:val="21"/>
+        </w:rPr>
+        <w:t>「내 것만」</w:t>
+      </w:r>
+      <w:r>
+        <w:rPr>
+          <w:rFonts w:ascii="맑은 고딕" w:hAnsi="맑은 고딕" w:eastAsia="맑은 고딕" w:cs="맑은 고딕"/>
+          <w:b w:val="0"/>
+          <w:sz w:val="21"/>
+        </w:rPr>
+        <w:t xml:space="preserve"> 을 체크하면 낱건 목록이 내가 쓴 것만 남습니다</w:t>
+      </w:r>
+    </w:p>
+    <w:p>
+      <w:pPr>
+        <w:spacing w:after="60"/>
+        <w:ind w:left="340"/>
+      </w:pPr>
+      <w:r>
+        <w:rPr>
+          <w:rFonts w:ascii="맑은 고딕" w:hAnsi="맑은 고딕" w:eastAsia="맑은 고딕" w:cs="맑은 고딕"/>
+          <w:sz w:val="21"/>
+        </w:rPr>
+        <w:t xml:space="preserve">· </w:t>
+      </w:r>
+      <w:r>
+        <w:rPr>
+          <w:rFonts w:ascii="맑은 고딕" w:hAnsi="맑은 고딕" w:eastAsia="맑은 고딕" w:cs="맑은 고딕"/>
+          <w:b/>
+          <w:sz w:val="21"/>
+        </w:rPr>
+        <w:t>고치고 지우는 것은 내가 적은 것만</w:t>
+      </w:r>
+      <w:r>
+        <w:rPr>
+          <w:rFonts w:ascii="맑은 고딕" w:hAnsi="맑은 고딕" w:eastAsia="맑은 고딕" w:cs="맑은 고딕"/>
+          <w:b w:val="0"/>
+          <w:sz w:val="21"/>
+        </w:rPr>
+        <w:t xml:space="preserve"> 할 수 있습니다 (관리자는 대신 가능)</w:t>
+      </w:r>
+    </w:p>
+    <w:p>
+      <w:pPr>
+        <w:spacing w:after="60"/>
+        <w:ind w:left="340"/>
+      </w:pPr>
+      <w:r>
+        <w:rPr>
+          <w:rFonts w:ascii="맑은 고딕" w:hAnsi="맑은 고딕" w:eastAsia="맑은 고딕" w:cs="맑은 고딕"/>
+          <w:sz w:val="21"/>
+        </w:rPr>
+        <w:t xml:space="preserve">· </w:t>
+      </w:r>
+      <w:r>
+        <w:rPr>
+          <w:rFonts w:ascii="맑은 고딕" w:hAnsi="맑은 고딕" w:eastAsia="맑은 고딕" w:cs="맑은 고딕"/>
+          <w:b w:val="0"/>
+          <w:sz w:val="21"/>
+        </w:rPr>
+        <w:t xml:space="preserve">남의 기록도 </w:t>
+      </w:r>
+      <w:r>
+        <w:rPr>
+          <w:rFonts w:ascii="맑은 고딕" w:hAnsi="맑은 고딕" w:eastAsia="맑은 고딕" w:cs="맑은 고딕"/>
+          <w:b/>
+          <w:sz w:val="21"/>
+        </w:rPr>
+        <w:t>보이는 것</w:t>
+      </w:r>
+      <w:r>
+        <w:rPr>
+          <w:rFonts w:ascii="맑은 고딕" w:hAnsi="맑은 고딕" w:eastAsia="맑은 고딕" w:cs="맑은 고딕"/>
+          <w:b w:val="0"/>
+          <w:sz w:val="21"/>
+        </w:rPr>
+        <w:t>은 프로젝트별 합계를 함께 보기 위해서입니다</w:t>
       </w:r>
     </w:p>
     <w:p>

--- a/docs/manual/VITRON_ERP_직원교육자료.docx
+++ b/docs/manual/VITRON_ERP_직원교육자료.docx
@@ -53,7 +53,7 @@
           <w:color w:val="666666"/>
           <w:sz w:val="21"/>
         </w:rPr>
-        <w:t>문서 버전  1.6</w:t>
+        <w:t>문서 버전  1.7</w:t>
       </w:r>
     </w:p>
     <w:p>
@@ -450,7 +450,19 @@
           <w:rFonts w:ascii="맑은 고딕" w:hAnsi="맑은 고딕" w:eastAsia="맑은 고딕" w:cs="맑은 고딕"/>
           <w:sz w:val="19"/>
         </w:rPr>
-        <w:t xml:space="preserve">  7.6 영수증과 프로젝트별로 보기</w:t>
+        <w:t xml:space="preserve">  7.6 영수증과 프로젝트별로 보기 · 7.7 카카오톡으로 보내기</w:t>
+      </w:r>
+    </w:p>
+    <w:p>
+      <w:pPr>
+        <w:spacing w:after="0" w:line="240" w:lineRule="auto"/>
+      </w:pPr>
+      <w:r>
+        <w:rPr>
+          <w:rFonts w:ascii="맑은 고딕" w:hAnsi="맑은 고딕" w:eastAsia="맑은 고딕" w:cs="맑은 고딕"/>
+          <w:sz w:val="19"/>
+        </w:rPr>
+        <w:t xml:space="preserve">  7.8 프로젝트 손익 [대표이사]</w:t>
       </w:r>
     </w:p>
     <w:p>
@@ -7462,7 +7474,7 @@
                 <w:b w:val="0"/>
                 <w:sz w:val="20"/>
               </w:rPr>
-              <w:t>장소 · 하는 일 (+ 이동 수단·차량)</w:t>
+              <w:t>장소 · 업무(프로젝트) · 메모 (+ 이동 수단·차량)</w:t>
             </w:r>
           </w:p>
         </w:tc>
@@ -7728,10 +7740,18 @@
       <w:r>
         <w:rPr>
           <w:rFonts w:ascii="맑은 고딕" w:hAnsi="맑은 고딕" w:eastAsia="맑은 고딕" w:cs="맑은 고딕"/>
-          <w:b w:val="0"/>
-          <w:sz w:val="21"/>
-        </w:rPr>
-        <w:t>사무실이 아니면 이동 수단을 고릅니다 — 법인차량 · 자차 · 대중교통</w:t>
+          <w:b/>
+          <w:sz w:val="21"/>
+        </w:rPr>
+        <w:t>「업무」 칸</w:t>
+      </w:r>
+      <w:r>
+        <w:rPr>
+          <w:rFonts w:ascii="맑은 고딕" w:hAnsi="맑은 고딕" w:eastAsia="맑은 고딕" w:cs="맑은 고딕"/>
+          <w:b w:val="0"/>
+          <w:sz w:val="21"/>
+        </w:rPr>
+        <w:t>에서 프로젝트를 고르거나 직접 적습니다 (선택 — 아래 참고)</w:t>
       </w:r>
     </w:p>
     <w:p>
@@ -7753,7 +7773,7 @@
           <w:b w:val="0"/>
           <w:sz w:val="21"/>
         </w:rPr>
-        <w:t>법인차량·자차라면 차량과 왕복 여부를 고릅니다</w:t>
+        <w:t>사무실이 아니면 이동 수단을 고릅니다 — 법인차량 · 자차 · 대중교통</w:t>
       </w:r>
     </w:p>
     <w:p>
@@ -7772,6 +7792,28 @@
       <w:r>
         <w:rPr>
           <w:rFonts w:ascii="맑은 고딕" w:hAnsi="맑은 고딕" w:eastAsia="맑은 고딕" w:cs="맑은 고딕"/>
+          <w:b w:val="0"/>
+          <w:sz w:val="21"/>
+        </w:rPr>
+        <w:t>법인차량·자차라면 차량과 왕복 여부를 고릅니다</w:t>
+      </w:r>
+    </w:p>
+    <w:p>
+      <w:pPr>
+        <w:spacing w:after="60"/>
+        <w:ind w:left="340"/>
+      </w:pPr>
+      <w:r>
+        <w:rPr>
+          <w:rFonts w:ascii="맑은 고딕" w:hAnsi="맑은 고딕" w:eastAsia="맑은 고딕" w:cs="맑은 고딕"/>
+          <w:b/>
+          <w:sz w:val="21"/>
+        </w:rPr>
+        <w:t xml:space="preserve">7. </w:t>
+      </w:r>
+      <w:r>
+        <w:rPr>
+          <w:rFonts w:ascii="맑은 고딕" w:hAnsi="맑은 고딕" w:eastAsia="맑은 고딕" w:cs="맑은 고딕"/>
           <w:b/>
           <w:sz w:val="21"/>
         </w:rPr>
@@ -7784,6 +7826,320 @@
           <w:sz w:val="21"/>
         </w:rPr>
         <w:t xml:space="preserve"> 을 누릅니다</w:t>
+      </w:r>
+    </w:p>
+    <w:p>
+      <w:pPr>
+        <w:pStyle w:val="Heading3"/>
+      </w:pPr>
+      <w:r>
+        <w:t>「업무」 칸 — 무엇을 하러 가는지 = 프로젝트</w:t>
+      </w:r>
+    </w:p>
+    <w:p>
+      <w:r>
+        <w:rPr>
+          <w:rFonts w:ascii="맑은 고딕" w:hAnsi="맑은 고딕" w:eastAsia="맑은 고딕" w:cs="맑은 고딕"/>
+          <w:b w:val="0"/>
+          <w:sz w:val="21"/>
+        </w:rPr>
+        <w:t xml:space="preserve">예전의 「무엇을 하러」 칸이 </w:t>
+      </w:r>
+      <w:r>
+        <w:rPr>
+          <w:rFonts w:ascii="맑은 고딕" w:hAnsi="맑은 고딕" w:eastAsia="맑은 고딕" w:cs="맑은 고딕"/>
+          <w:b/>
+          <w:sz w:val="21"/>
+        </w:rPr>
+        <w:t>「업무」</w:t>
+      </w:r>
+      <w:r>
+        <w:rPr>
+          <w:rFonts w:ascii="맑은 고딕" w:hAnsi="맑은 고딕" w:eastAsia="맑은 고딕" w:cs="맑은 고딕"/>
+          <w:b w:val="0"/>
+          <w:sz w:val="21"/>
+        </w:rPr>
+        <w:t xml:space="preserve"> 로 바뀌어 </w:t>
+      </w:r>
+      <w:r>
+        <w:rPr>
+          <w:rFonts w:ascii="맑은 고딕" w:hAnsi="맑은 고딕" w:eastAsia="맑은 고딕" w:cs="맑은 고딕"/>
+          <w:b/>
+          <w:sz w:val="21"/>
+        </w:rPr>
+        <w:t>프로젝트를 고르는 칸</w:t>
+      </w:r>
+      <w:r>
+        <w:rPr>
+          <w:rFonts w:ascii="맑은 고딕" w:hAnsi="맑은 고딕" w:eastAsia="맑은 고딕" w:cs="맑은 고딕"/>
+          <w:b w:val="0"/>
+          <w:sz w:val="21"/>
+        </w:rPr>
+        <w:t xml:space="preserve">이 되었습니다. 업무 입력과 </w:t>
+      </w:r>
+      <w:r>
+        <w:rPr>
+          <w:rFonts w:ascii="맑은 고딕" w:hAnsi="맑은 고딕" w:eastAsia="맑은 고딕" w:cs="맑은 고딕"/>
+          <w:b/>
+          <w:sz w:val="21"/>
+        </w:rPr>
+        <w:t>같은 목록</w:t>
+      </w:r>
+      <w:r>
+        <w:rPr>
+          <w:rFonts w:ascii="맑은 고딕" w:hAnsi="맑은 고딕" w:eastAsia="맑은 고딕" w:cs="맑은 고딕"/>
+          <w:b w:val="0"/>
+          <w:sz w:val="21"/>
+        </w:rPr>
+        <w:t>입니다.</w:t>
+      </w:r>
+    </w:p>
+    <w:p>
+      <w:pPr>
+        <w:spacing w:after="60"/>
+        <w:ind w:left="340"/>
+      </w:pPr>
+      <w:r>
+        <w:rPr>
+          <w:rFonts w:ascii="맑은 고딕" w:hAnsi="맑은 고딕" w:eastAsia="맑은 고딕" w:cs="맑은 고딕"/>
+          <w:sz w:val="21"/>
+        </w:rPr>
+        <w:t xml:space="preserve">· </w:t>
+      </w:r>
+      <w:r>
+        <w:rPr>
+          <w:rFonts w:ascii="맑은 고딕" w:hAnsi="맑은 고딕" w:eastAsia="맑은 고딕" w:cs="맑은 고딕"/>
+          <w:b w:val="0"/>
+          <w:sz w:val="21"/>
+        </w:rPr>
+        <w:t xml:space="preserve">프로젝트 일이면 </w:t>
+      </w:r>
+      <w:r>
+        <w:rPr>
+          <w:rFonts w:ascii="맑은 고딕" w:hAnsi="맑은 고딕" w:eastAsia="맑은 고딕" w:cs="맑은 고딕"/>
+          <w:b/>
+          <w:sz w:val="21"/>
+        </w:rPr>
+        <w:t>목록에서 고릅니다</w:t>
+      </w:r>
+    </w:p>
+    <w:p>
+      <w:pPr>
+        <w:spacing w:after="60"/>
+        <w:ind w:left="340"/>
+      </w:pPr>
+      <w:r>
+        <w:rPr>
+          <w:rFonts w:ascii="맑은 고딕" w:hAnsi="맑은 고딕" w:eastAsia="맑은 고딕" w:cs="맑은 고딕"/>
+          <w:sz w:val="21"/>
+        </w:rPr>
+        <w:t xml:space="preserve">· </w:t>
+      </w:r>
+      <w:r>
+        <w:rPr>
+          <w:rFonts w:ascii="맑은 고딕" w:hAnsi="맑은 고딕" w:eastAsia="맑은 고딕" w:cs="맑은 고딕"/>
+          <w:b w:val="0"/>
+          <w:sz w:val="21"/>
+        </w:rPr>
+        <w:t xml:space="preserve">프로젝트가 아닌 일(영업 상담 등)이면 맨 아래 </w:t>
+      </w:r>
+      <w:r>
+        <w:rPr>
+          <w:rFonts w:ascii="맑은 고딕" w:hAnsi="맑은 고딕" w:eastAsia="맑은 고딕" w:cs="맑은 고딕"/>
+          <w:b/>
+          <w:sz w:val="21"/>
+        </w:rPr>
+        <w:t>「✎ 직접 적기」</w:t>
+      </w:r>
+      <w:r>
+        <w:rPr>
+          <w:rFonts w:ascii="맑은 고딕" w:hAnsi="맑은 고딕" w:eastAsia="맑은 고딕" w:cs="맑은 고딕"/>
+          <w:b w:val="0"/>
+          <w:sz w:val="21"/>
+        </w:rPr>
+        <w:t xml:space="preserve"> 를 고르고 글로 적습니다</w:t>
+      </w:r>
+    </w:p>
+    <w:p>
+      <w:pPr>
+        <w:spacing w:after="60"/>
+        <w:ind w:left="340"/>
+      </w:pPr>
+      <w:r>
+        <w:rPr>
+          <w:rFonts w:ascii="맑은 고딕" w:hAnsi="맑은 고딕" w:eastAsia="맑은 고딕" w:cs="맑은 고딕"/>
+          <w:sz w:val="21"/>
+        </w:rPr>
+        <w:t xml:space="preserve">· </w:t>
+      </w:r>
+      <w:r>
+        <w:rPr>
+          <w:rFonts w:ascii="맑은 고딕" w:hAnsi="맑은 고딕" w:eastAsia="맑은 고딕" w:cs="맑은 고딕"/>
+          <w:b w:val="0"/>
+          <w:sz w:val="21"/>
+        </w:rPr>
+        <w:t xml:space="preserve">한 번 나가 </w:t>
+      </w:r>
+      <w:r>
+        <w:rPr>
+          <w:rFonts w:ascii="맑은 고딕" w:hAnsi="맑은 고딕" w:eastAsia="맑은 고딕" w:cs="맑은 고딕"/>
+          <w:b/>
+          <w:sz w:val="21"/>
+        </w:rPr>
+        <w:t>여러 곳</w:t>
+      </w:r>
+      <w:r>
+        <w:rPr>
+          <w:rFonts w:ascii="맑은 고딕" w:hAnsi="맑은 고딕" w:eastAsia="맑은 고딕" w:cs="맑은 고딕"/>
+          <w:b w:val="0"/>
+          <w:sz w:val="21"/>
+        </w:rPr>
+        <w:t xml:space="preserve">을 다니면 </w:t>
+      </w:r>
+      <w:r>
+        <w:rPr>
+          <w:rFonts w:ascii="맑은 고딕" w:hAnsi="맑은 고딕" w:eastAsia="맑은 고딕" w:cs="맑은 고딕"/>
+          <w:b/>
+          <w:sz w:val="21"/>
+        </w:rPr>
+        <w:t>한 줄 더</w:t>
+      </w:r>
+      <w:r>
+        <w:rPr>
+          <w:rFonts w:ascii="맑은 고딕" w:hAnsi="맑은 고딕" w:eastAsia="맑은 고딕" w:cs="맑은 고딕"/>
+          <w:b w:val="0"/>
+          <w:sz w:val="21"/>
+        </w:rPr>
+        <w:t xml:space="preserve"> 넣고 </w:t>
+      </w:r>
+      <w:r>
+        <w:rPr>
+          <w:rFonts w:ascii="맑은 고딕" w:hAnsi="맑은 고딕" w:eastAsia="맑은 고딕" w:cs="맑은 고딕"/>
+          <w:b/>
+          <w:sz w:val="21"/>
+        </w:rPr>
+        <w:t>비율(%)</w:t>
+      </w:r>
+      <w:r>
+        <w:rPr>
+          <w:rFonts w:ascii="맑은 고딕" w:hAnsi="맑은 고딕" w:eastAsia="맑은 고딕" w:cs="맑은 고딕"/>
+          <w:b w:val="0"/>
+          <w:sz w:val="21"/>
+        </w:rPr>
+        <w:t xml:space="preserve"> 을 나눕니다</w:t>
+      </w:r>
+    </w:p>
+    <w:p>
+      <w:pPr>
+        <w:spacing w:after="60"/>
+        <w:ind w:left="340"/>
+      </w:pPr>
+      <w:r>
+        <w:rPr>
+          <w:rFonts w:ascii="맑은 고딕" w:hAnsi="맑은 고딕" w:eastAsia="맑은 고딕" w:cs="맑은 고딕"/>
+          <w:sz w:val="21"/>
+        </w:rPr>
+        <w:t xml:space="preserve">· </w:t>
+      </w:r>
+      <w:r>
+        <w:rPr>
+          <w:rFonts w:ascii="맑은 고딕" w:hAnsi="맑은 고딕" w:eastAsia="맑은 고딕" w:cs="맑은 고딕"/>
+          <w:b w:val="0"/>
+          <w:sz w:val="21"/>
+        </w:rPr>
+        <w:t xml:space="preserve">무엇을 했는지 세부 내용은 아래 </w:t>
+      </w:r>
+      <w:r>
+        <w:rPr>
+          <w:rFonts w:ascii="맑은 고딕" w:hAnsi="맑은 고딕" w:eastAsia="맑은 고딕" w:cs="맑은 고딕"/>
+          <w:b/>
+          <w:sz w:val="21"/>
+        </w:rPr>
+        <w:t>메모</w:t>
+      </w:r>
+      <w:r>
+        <w:rPr>
+          <w:rFonts w:ascii="맑은 고딕" w:hAnsi="맑은 고딕" w:eastAsia="맑은 고딕" w:cs="맑은 고딕"/>
+          <w:b w:val="0"/>
+          <w:sz w:val="21"/>
+        </w:rPr>
+        <w:t xml:space="preserve"> 칸에 — 칸 아래에 </w:t>
+      </w:r>
+      <w:r>
+        <w:rPr>
+          <w:rFonts w:ascii="맑은 고딕" w:hAnsi="맑은 고딕" w:eastAsia="맑은 고딕" w:cs="맑은 고딕"/>
+          <w:b/>
+          <w:sz w:val="21"/>
+        </w:rPr>
+        <w:t>「달력에는 ○○ 로 보입니다」</w:t>
+      </w:r>
+      <w:r>
+        <w:rPr>
+          <w:rFonts w:ascii="맑은 고딕" w:hAnsi="맑은 고딕" w:eastAsia="맑은 고딕" w:cs="맑은 고딕"/>
+          <w:b w:val="0"/>
+          <w:sz w:val="21"/>
+        </w:rPr>
+        <w:t xml:space="preserve"> 가 나옵니다</w:t>
+      </w:r>
+    </w:p>
+    <w:p>
+      <w:pPr>
+        <w:keepLines/>
+        <w:spacing w:before="120" w:after="160"/>
+        <w:ind w:left="170"/>
+        <w:pBdr>
+          <w:left w:val="single" w:sz="18" w:space="6" w:color="005A9E"/>
+        </w:pBdr>
+        <w:shd w:val="clear" w:color="auto" w:fill="F2F7FB"/>
+      </w:pPr>
+      <w:r>
+        <w:rPr>
+          <w:rFonts w:ascii="맑은 고딕" w:hAnsi="맑은 고딕" w:eastAsia="맑은 고딕" w:cs="맑은 고딕"/>
+          <w:b/>
+          <w:color w:val="005A9E"/>
+          <w:sz w:val="21"/>
+        </w:rPr>
+        <w:t xml:space="preserve">비워 두셔도 되지만, 골라 두시면 좋습니다  </w:t>
+      </w:r>
+      <w:r>
+        <w:rPr>
+          <w:rFonts w:ascii="맑은 고딕" w:hAnsi="맑은 고딕" w:eastAsia="맑은 고딕" w:cs="맑은 고딕"/>
+          <w:b w:val="0"/>
+          <w:sz w:val="21"/>
+        </w:rPr>
+        <w:t xml:space="preserve">그날의 교통비·통행료·주유비가 </w:t>
+      </w:r>
+      <w:r>
+        <w:rPr>
+          <w:rFonts w:ascii="맑은 고딕" w:hAnsi="맑은 고딕" w:eastAsia="맑은 고딕" w:cs="맑은 고딕"/>
+          <w:b/>
+          <w:sz w:val="21"/>
+        </w:rPr>
+        <w:t>고른 프로젝트의 비용</w:t>
+      </w:r>
+      <w:r>
+        <w:rPr>
+          <w:rFonts w:ascii="맑은 고딕" w:hAnsi="맑은 고딕" w:eastAsia="맑은 고딕" w:cs="맑은 고딕"/>
+          <w:b w:val="0"/>
+          <w:sz w:val="21"/>
+        </w:rPr>
+        <w:t xml:space="preserve">으로 잡힙니다. 실적이 들어가 잠긴 일정도 </w:t>
+      </w:r>
+      <w:r>
+        <w:rPr>
+          <w:rFonts w:ascii="맑은 고딕" w:hAnsi="맑은 고딕" w:eastAsia="맑은 고딕" w:cs="맑은 고딕"/>
+          <w:b/>
+          <w:sz w:val="21"/>
+        </w:rPr>
+        <w:t>[프로젝트만 저장]</w:t>
+      </w:r>
+      <w:r>
+        <w:rPr>
+          <w:rFonts w:ascii="맑은 고딕" w:hAnsi="맑은 고딕" w:eastAsia="맑은 고딕" w:cs="맑은 고딕"/>
+          <w:b w:val="0"/>
+          <w:sz w:val="21"/>
+        </w:rPr>
+        <w:t xml:space="preserve"> 으로 나중에 달 수 있습니다.</w:t>
       </w:r>
     </w:p>
     <w:p>
@@ -17859,6 +18215,44 @@
       <w:r>
         <w:rPr>
           <w:rFonts w:ascii="맑은 고딕" w:hAnsi="맑은 고딕" w:eastAsia="맑은 고딕" w:cs="맑은 고딕"/>
+          <w:b w:val="0"/>
+          <w:sz w:val="21"/>
+        </w:rPr>
+        <w:t xml:space="preserve">관련된 </w:t>
+      </w:r>
+      <w:r>
+        <w:rPr>
+          <w:rFonts w:ascii="맑은 고딕" w:hAnsi="맑은 고딕" w:eastAsia="맑은 고딕" w:cs="맑은 고딕"/>
+          <w:b/>
+          <w:sz w:val="21"/>
+        </w:rPr>
+        <w:t>프로젝트</w:t>
+      </w:r>
+      <w:r>
+        <w:rPr>
+          <w:rFonts w:ascii="맑은 고딕" w:hAnsi="맑은 고딕" w:eastAsia="맑은 고딕" w:cs="맑은 고딕"/>
+          <w:b w:val="0"/>
+          <w:sz w:val="21"/>
+        </w:rPr>
+        <w:t>가 있으면 고릅니다(선택).</w:t>
+      </w:r>
+    </w:p>
+    <w:p>
+      <w:pPr>
+        <w:spacing w:after="60"/>
+        <w:ind w:left="340"/>
+      </w:pPr>
+      <w:r>
+        <w:rPr>
+          <w:rFonts w:ascii="맑은 고딕" w:hAnsi="맑은 고딕" w:eastAsia="맑은 고딕" w:cs="맑은 고딕"/>
+          <w:b/>
+          <w:sz w:val="21"/>
+        </w:rPr>
+        <w:t xml:space="preserve">5. </w:t>
+      </w:r>
+      <w:r>
+        <w:rPr>
+          <w:rFonts w:ascii="맑은 고딕" w:hAnsi="맑은 고딕" w:eastAsia="맑은 고딕" w:cs="맑은 고딕"/>
           <w:b/>
           <w:sz w:val="21"/>
         </w:rPr>
@@ -17945,6 +18339,66 @@
           <w:color w:val="005A9E"/>
           <w:sz w:val="21"/>
         </w:rPr>
+        <w:t xml:space="preserve">프로젝트는 «나중에도» 바꿀 수 있습니다  </w:t>
+      </w:r>
+      <w:r>
+        <w:rPr>
+          <w:rFonts w:ascii="맑은 고딕" w:hAnsi="맑은 고딕" w:eastAsia="맑은 고딕" w:cs="맑은 고딕"/>
+          <w:b w:val="0"/>
+          <w:sz w:val="21"/>
+        </w:rPr>
+        <w:t xml:space="preserve">요청할 때 깜빡하셨으면 아래 이력 목록의 </w:t>
+      </w:r>
+      <w:r>
+        <w:rPr>
+          <w:rFonts w:ascii="맑은 고딕" w:hAnsi="맑은 고딕" w:eastAsia="맑은 고딕" w:cs="맑은 고딕"/>
+          <w:b/>
+          <w:sz w:val="21"/>
+        </w:rPr>
+        <w:t>「프로젝트」 칸</w:t>
+      </w:r>
+      <w:r>
+        <w:rPr>
+          <w:rFonts w:ascii="맑은 고딕" w:hAnsi="맑은 고딕" w:eastAsia="맑은 고딕" w:cs="맑은 고딕"/>
+          <w:b w:val="0"/>
+          <w:sz w:val="21"/>
+        </w:rPr>
+        <w:t xml:space="preserve">에서 고르시면 됩니다. </w:t>
+      </w:r>
+      <w:r>
+        <w:rPr>
+          <w:rFonts w:ascii="맑은 고딕" w:hAnsi="맑은 고딕" w:eastAsia="맑은 고딕" w:cs="맑은 고딕"/>
+          <w:b/>
+          <w:sz w:val="21"/>
+        </w:rPr>
+        <w:t>승인된 뒤에도</w:t>
+      </w:r>
+      <w:r>
+        <w:rPr>
+          <w:rFonts w:ascii="맑은 고딕" w:hAnsi="맑은 고딕" w:eastAsia="맑은 고딕" w:cs="맑은 고딕"/>
+          <w:b w:val="0"/>
+          <w:sz w:val="21"/>
+        </w:rPr>
+        <w:t xml:space="preserve"> 됩니다 — 금액·결재에는 닿지 않습니다. 사무용품처럼 어느 프로젝트에도 매이지 않는 구매는 비워 두십시오.</w:t>
+      </w:r>
+    </w:p>
+    <w:p>
+      <w:pPr>
+        <w:keepLines/>
+        <w:spacing w:before="120" w:after="160"/>
+        <w:ind w:left="170"/>
+        <w:pBdr>
+          <w:left w:val="single" w:sz="18" w:space="6" w:color="005A9E"/>
+        </w:pBdr>
+        <w:shd w:val="clear" w:color="auto" w:fill="F2F7FB"/>
+      </w:pPr>
+      <w:r>
+        <w:rPr>
+          <w:rFonts w:ascii="맑은 고딕" w:hAnsi="맑은 고딕" w:eastAsia="맑은 고딕" w:cs="맑은 고딕"/>
+          <w:b/>
+          <w:color w:val="005A9E"/>
+          <w:sz w:val="21"/>
+        </w:rPr>
         <w:t xml:space="preserve">요청 전에 금액을 한 번 확인해 드립니다  </w:t>
       </w:r>
       <w:r>
@@ -19668,6 +20122,720 @@
       </w:r>
     </w:p>
     <w:p>
+      <w:pPr>
+        <w:pStyle w:val="Heading2"/>
+      </w:pPr>
+      <w:r>
+        <w:t>7.7 카카오톡으로 보내기</w:t>
+      </w:r>
+    </w:p>
+    <w:p>
+      <w:r>
+        <w:rPr>
+          <w:rFonts w:ascii="맑은 고딕" w:hAnsi="맑은 고딕" w:eastAsia="맑은 고딕" w:cs="맑은 고딕"/>
+          <w:b w:val="0"/>
+          <w:sz w:val="21"/>
+        </w:rPr>
+        <w:t xml:space="preserve">적어 둔 경비를 </w:t>
+      </w:r>
+      <w:r>
+        <w:rPr>
+          <w:rFonts w:ascii="맑은 고딕" w:hAnsi="맑은 고딕" w:eastAsia="맑은 고딕" w:cs="맑은 고딕"/>
+          <w:b/>
+          <w:sz w:val="21"/>
+        </w:rPr>
+        <w:t>대표이사께 카카오톡으로</w:t>
+      </w:r>
+      <w:r>
+        <w:rPr>
+          <w:rFonts w:ascii="맑은 고딕" w:hAnsi="맑은 고딕" w:eastAsia="맑은 고딕" w:cs="맑은 고딕"/>
+          <w:b w:val="0"/>
+          <w:sz w:val="21"/>
+        </w:rPr>
+        <w:t xml:space="preserve"> 알립니다.</w:t>
+      </w:r>
+    </w:p>
+    <w:p>
+      <w:pPr>
+        <w:keepLines/>
+        <w:spacing w:before="120" w:after="160"/>
+        <w:ind w:left="170"/>
+        <w:pBdr>
+          <w:left w:val="single" w:sz="18" w:space="6" w:color="005A9E"/>
+        </w:pBdr>
+        <w:shd w:val="clear" w:color="auto" w:fill="F2F7FB"/>
+      </w:pPr>
+      <w:r>
+        <w:rPr>
+          <w:rFonts w:ascii="맑은 고딕" w:hAnsi="맑은 고딕" w:eastAsia="맑은 고딕" w:cs="맑은 고딕"/>
+          <w:b/>
+          <w:color w:val="005A9E"/>
+          <w:sz w:val="21"/>
+        </w:rPr>
+        <w:t xml:space="preserve">적을 때는 보내지 않습니다 — «골라서» 보냅니다  </w:t>
+      </w:r>
+      <w:r>
+        <w:rPr>
+          <w:rFonts w:ascii="맑은 고딕" w:hAnsi="맑은 고딕" w:eastAsia="맑은 고딕" w:cs="맑은 고딕"/>
+          <w:b w:val="0"/>
+          <w:sz w:val="21"/>
+        </w:rPr>
+        <w:t xml:space="preserve">경비를 </w:t>
+      </w:r>
+      <w:r>
+        <w:rPr>
+          <w:rFonts w:ascii="맑은 고딕" w:hAnsi="맑은 고딕" w:eastAsia="맑은 고딕" w:cs="맑은 고딕"/>
+          <w:b/>
+          <w:sz w:val="21"/>
+        </w:rPr>
+        <w:t>적거나 고치거나 지울 때는 아무것도 가지 않습니다.</w:t>
+      </w:r>
+      <w:r>
+        <w:rPr>
+          <w:rFonts w:ascii="맑은 고딕" w:hAnsi="맑은 고딕" w:eastAsia="맑은 고딕" w:cs="맑은 고딕"/>
+          <w:b w:val="0"/>
+          <w:sz w:val="21"/>
+        </w:rPr>
+        <w:t xml:space="preserve"> 경비 탭의 </w:t>
+      </w:r>
+      <w:r>
+        <w:rPr>
+          <w:rFonts w:ascii="맑은 고딕" w:hAnsi="맑은 고딕" w:eastAsia="맑은 고딕" w:cs="맑은 고딕"/>
+          <w:b/>
+          <w:sz w:val="21"/>
+        </w:rPr>
+        <w:t>「💬 카카오톡으로 보내기 — 미전송 N건」</w:t>
+      </w:r>
+      <w:r>
+        <w:rPr>
+          <w:rFonts w:ascii="맑은 고딕" w:hAnsi="맑은 고딕" w:eastAsia="맑은 고딕" w:cs="맑은 고딕"/>
+          <w:b w:val="0"/>
+          <w:sz w:val="21"/>
+        </w:rPr>
+        <w:t xml:space="preserve"> 카드에서 골라 한 번에 보냅니다.</w:t>
+      </w:r>
+    </w:p>
+    <w:p>
+      <w:pPr>
+        <w:spacing w:after="60"/>
+        <w:ind w:left="340"/>
+      </w:pPr>
+      <w:r>
+        <w:rPr>
+          <w:rFonts w:ascii="맑은 고딕" w:hAnsi="맑은 고딕" w:eastAsia="맑은 고딕" w:cs="맑은 고딕"/>
+          <w:b/>
+          <w:sz w:val="21"/>
+        </w:rPr>
+        <w:t xml:space="preserve">1. </w:t>
+      </w:r>
+      <w:r>
+        <w:rPr>
+          <w:rFonts w:ascii="맑은 고딕" w:hAnsi="맑은 고딕" w:eastAsia="맑은 고딕" w:cs="맑은 고딕"/>
+          <w:b/>
+          <w:sz w:val="21"/>
+        </w:rPr>
+        <w:t>경비</w:t>
+      </w:r>
+      <w:r>
+        <w:rPr>
+          <w:rFonts w:ascii="맑은 고딕" w:hAnsi="맑은 고딕" w:eastAsia="맑은 고딕" w:cs="맑은 고딕"/>
+          <w:b w:val="0"/>
+          <w:sz w:val="21"/>
+        </w:rPr>
+        <w:t xml:space="preserve"> 탭 → </w:t>
+      </w:r>
+      <w:r>
+        <w:rPr>
+          <w:rFonts w:ascii="맑은 고딕" w:hAnsi="맑은 고딕" w:eastAsia="맑은 고딕" w:cs="맑은 고딕"/>
+          <w:b/>
+          <w:sz w:val="21"/>
+        </w:rPr>
+        <w:t>미전송</w:t>
+      </w:r>
+      <w:r>
+        <w:rPr>
+          <w:rFonts w:ascii="맑은 고딕" w:hAnsi="맑은 고딕" w:eastAsia="맑은 고딕" w:cs="맑은 고딕"/>
+          <w:b w:val="0"/>
+          <w:sz w:val="21"/>
+        </w:rPr>
+        <w:t xml:space="preserve"> 카드에서 보낼 것을 </w:t>
+      </w:r>
+      <w:r>
+        <w:rPr>
+          <w:rFonts w:ascii="맑은 고딕" w:hAnsi="맑은 고딕" w:eastAsia="맑은 고딕" w:cs="맑은 고딕"/>
+          <w:b/>
+          <w:sz w:val="21"/>
+        </w:rPr>
+        <w:t>체크</w:t>
+      </w:r>
+      <w:r>
+        <w:rPr>
+          <w:rFonts w:ascii="맑은 고딕" w:hAnsi="맑은 고딕" w:eastAsia="맑은 고딕" w:cs="맑은 고딕"/>
+          <w:b w:val="0"/>
+          <w:sz w:val="21"/>
+        </w:rPr>
+        <w:t>합니다 (줄을 눌러도 됩니다)</w:t>
+      </w:r>
+    </w:p>
+    <w:p>
+      <w:pPr>
+        <w:spacing w:after="60"/>
+        <w:ind w:left="340"/>
+      </w:pPr>
+      <w:r>
+        <w:rPr>
+          <w:rFonts w:ascii="맑은 고딕" w:hAnsi="맑은 고딕" w:eastAsia="맑은 고딕" w:cs="맑은 고딕"/>
+          <w:b/>
+          <w:sz w:val="21"/>
+        </w:rPr>
+        <w:t xml:space="preserve">2. </w:t>
+      </w:r>
+      <w:r>
+        <w:rPr>
+          <w:rFonts w:ascii="맑은 고딕" w:hAnsi="맑은 고딕" w:eastAsia="맑은 고딕" w:cs="맑은 고딕"/>
+          <w:b/>
+          <w:sz w:val="21"/>
+        </w:rPr>
+        <w:t>[고른 N건 카카오톡으로 보내기]</w:t>
+      </w:r>
+      <w:r>
+        <w:rPr>
+          <w:rFonts w:ascii="맑은 고딕" w:hAnsi="맑은 고딕" w:eastAsia="맑은 고딕" w:cs="맑은 고딕"/>
+          <w:b w:val="0"/>
+          <w:sz w:val="21"/>
+        </w:rPr>
+        <w:t xml:space="preserve"> 를 누르고 확인합니다</w:t>
+      </w:r>
+    </w:p>
+    <w:p>
+      <w:pPr>
+        <w:spacing w:after="60"/>
+        <w:ind w:left="340"/>
+      </w:pPr>
+      <w:r>
+        <w:rPr>
+          <w:rFonts w:ascii="맑은 고딕" w:hAnsi="맑은 고딕" w:eastAsia="맑은 고딕" w:cs="맑은 고딕"/>
+          <w:sz w:val="21"/>
+        </w:rPr>
+        <w:t xml:space="preserve">· </w:t>
+      </w:r>
+      <w:r>
+        <w:rPr>
+          <w:rFonts w:ascii="맑은 고딕" w:hAnsi="맑은 고딕" w:eastAsia="맑은 고딕" w:cs="맑은 고딕"/>
+          <w:b w:val="0"/>
+          <w:sz w:val="21"/>
+        </w:rPr>
+        <w:t xml:space="preserve">보낸 뒤 금액 등을 고치면 </w:t>
+      </w:r>
+      <w:r>
+        <w:rPr>
+          <w:rFonts w:ascii="맑은 고딕" w:hAnsi="맑은 고딕" w:eastAsia="맑은 고딕" w:cs="맑은 고딕"/>
+          <w:b/>
+          <w:sz w:val="21"/>
+        </w:rPr>
+        <w:t>「보낸 뒤 수정됨」</w:t>
+      </w:r>
+      <w:r>
+        <w:rPr>
+          <w:rFonts w:ascii="맑은 고딕" w:hAnsi="맑은 고딕" w:eastAsia="맑은 고딕" w:cs="맑은 고딕"/>
+          <w:b w:val="0"/>
+          <w:sz w:val="21"/>
+        </w:rPr>
+        <w:t xml:space="preserve"> 으로 다시 올라옵니다 — 한 번 더 보내 주십시오</w:t>
+      </w:r>
+    </w:p>
+    <w:p>
+      <w:pPr>
+        <w:spacing w:after="60"/>
+        <w:ind w:left="340"/>
+      </w:pPr>
+      <w:r>
+        <w:rPr>
+          <w:rFonts w:ascii="맑은 고딕" w:hAnsi="맑은 고딕" w:eastAsia="맑은 고딕" w:cs="맑은 고딕"/>
+          <w:sz w:val="21"/>
+        </w:rPr>
+        <w:t xml:space="preserve">· </w:t>
+      </w:r>
+      <w:r>
+        <w:rPr>
+          <w:rFonts w:ascii="맑은 고딕" w:hAnsi="맑은 고딕" w:eastAsia="맑은 고딕" w:cs="맑은 고딕"/>
+          <w:b w:val="0"/>
+          <w:sz w:val="21"/>
+        </w:rPr>
+        <w:t xml:space="preserve">아래 목록의 </w:t>
+      </w:r>
+      <w:r>
+        <w:rPr>
+          <w:rFonts w:ascii="맑은 고딕" w:hAnsi="맑은 고딕" w:eastAsia="맑은 고딕" w:cs="맑은 고딕"/>
+          <w:b/>
+          <w:sz w:val="21"/>
+        </w:rPr>
+        <w:t>「카톡」</w:t>
+      </w:r>
+      <w:r>
+        <w:rPr>
+          <w:rFonts w:ascii="맑은 고딕" w:hAnsi="맑은 고딕" w:eastAsia="맑은 고딕" w:cs="맑은 고딕"/>
+          <w:b w:val="0"/>
+          <w:sz w:val="21"/>
+        </w:rPr>
+        <w:t xml:space="preserve"> 칸 — </w:t>
+      </w:r>
+      <w:r>
+        <w:rPr>
+          <w:rFonts w:ascii="맑은 고딕" w:hAnsi="맑은 고딕" w:eastAsia="맑은 고딕" w:cs="맑은 고딕"/>
+          <w:b/>
+          <w:sz w:val="21"/>
+        </w:rPr>
+        <w:t>✓</w:t>
+      </w:r>
+      <w:r>
+        <w:rPr>
+          <w:rFonts w:ascii="맑은 고딕" w:hAnsi="맑은 고딕" w:eastAsia="맑은 고딕" w:cs="맑은 고딕"/>
+          <w:b w:val="0"/>
+          <w:sz w:val="21"/>
+        </w:rPr>
+        <w:t xml:space="preserve"> 보냄 / </w:t>
+      </w:r>
+      <w:r>
+        <w:rPr>
+          <w:rFonts w:ascii="맑은 고딕" w:hAnsi="맑은 고딕" w:eastAsia="맑은 고딕" w:cs="맑은 고딕"/>
+          <w:b/>
+          <w:sz w:val="21"/>
+        </w:rPr>
+        <w:t>수정됨</w:t>
+      </w:r>
+      <w:r>
+        <w:rPr>
+          <w:rFonts w:ascii="맑은 고딕" w:hAnsi="맑은 고딕" w:eastAsia="맑은 고딕" w:cs="맑은 고딕"/>
+          <w:b w:val="0"/>
+          <w:sz w:val="21"/>
+        </w:rPr>
+        <w:t xml:space="preserve"> / </w:t>
+      </w:r>
+      <w:r>
+        <w:rPr>
+          <w:rFonts w:ascii="맑은 고딕" w:hAnsi="맑은 고딕" w:eastAsia="맑은 고딕" w:cs="맑은 고딕"/>
+          <w:b/>
+          <w:sz w:val="21"/>
+        </w:rPr>
+        <w:t>—</w:t>
+      </w:r>
+      <w:r>
+        <w:rPr>
+          <w:rFonts w:ascii="맑은 고딕" w:hAnsi="맑은 고딕" w:eastAsia="맑은 고딕" w:cs="맑은 고딕"/>
+          <w:b w:val="0"/>
+          <w:sz w:val="21"/>
+        </w:rPr>
+        <w:t xml:space="preserve"> 아직</w:t>
+      </w:r>
+    </w:p>
+    <w:p>
+      <w:pPr>
+        <w:spacing w:after="60"/>
+        <w:ind w:left="340"/>
+      </w:pPr>
+      <w:r>
+        <w:rPr>
+          <w:rFonts w:ascii="맑은 고딕" w:hAnsi="맑은 고딕" w:eastAsia="맑은 고딕" w:cs="맑은 고딕"/>
+          <w:sz w:val="21"/>
+        </w:rPr>
+        <w:t xml:space="preserve">· </w:t>
+      </w:r>
+      <w:r>
+        <w:rPr>
+          <w:rFonts w:ascii="맑은 고딕" w:hAnsi="맑은 고딕" w:eastAsia="맑은 고딕" w:cs="맑은 고딕"/>
+          <w:b w:val="0"/>
+          <w:sz w:val="21"/>
+        </w:rPr>
+        <w:t>단추가 회색이면 받는 분(대표이사)의 카카오 연결이 아직인 것입니다</w:t>
+      </w:r>
+    </w:p>
+    <w:p>
+      <w:pPr>
+        <w:pStyle w:val="Heading2"/>
+      </w:pPr>
+      <w:r>
+        <w:t>7.8 프로젝트 손익 [대표이사]</w:t>
+      </w:r>
+    </w:p>
+    <w:p>
+      <w:r>
+        <w:rPr>
+          <w:rFonts w:ascii="맑은 고딕" w:hAnsi="맑은 고딕" w:eastAsia="맑은 고딕" w:cs="맑은 고딕"/>
+          <w:b/>
+          <w:sz w:val="21"/>
+        </w:rPr>
+        <w:t>손익</w:t>
+      </w:r>
+      <w:r>
+        <w:rPr>
+          <w:rFonts w:ascii="맑은 고딕" w:hAnsi="맑은 고딕" w:eastAsia="맑은 고딕" w:cs="맑은 고딕"/>
+          <w:b w:val="0"/>
+          <w:sz w:val="21"/>
+        </w:rPr>
+        <w:t xml:space="preserve"> 탭은 </w:t>
+      </w:r>
+      <w:r>
+        <w:rPr>
+          <w:rFonts w:ascii="맑은 고딕" w:hAnsi="맑은 고딕" w:eastAsia="맑은 고딕" w:cs="맑은 고딕"/>
+          <w:b/>
+          <w:sz w:val="21"/>
+        </w:rPr>
+        <w:t>대표이사께만</w:t>
+      </w:r>
+      <w:r>
+        <w:rPr>
+          <w:rFonts w:ascii="맑은 고딕" w:hAnsi="맑은 고딕" w:eastAsia="맑은 고딕" w:cs="맑은 고딕"/>
+          <w:b w:val="0"/>
+          <w:sz w:val="21"/>
+        </w:rPr>
+        <w:t xml:space="preserve"> 보입니다. 프로젝트마다 </w:t>
+      </w:r>
+      <w:r>
+        <w:rPr>
+          <w:rFonts w:ascii="맑은 고딕" w:hAnsi="맑은 고딕" w:eastAsia="맑은 고딕" w:cs="맑은 고딕"/>
+          <w:b/>
+          <w:sz w:val="21"/>
+        </w:rPr>
+        <w:t>계약금액(부가세 뺀 공급가)</w:t>
+      </w:r>
+      <w:r>
+        <w:rPr>
+          <w:rFonts w:ascii="맑은 고딕" w:hAnsi="맑은 고딕" w:eastAsia="맑은 고딕" w:cs="맑은 고딕"/>
+          <w:b w:val="0"/>
+          <w:sz w:val="21"/>
+        </w:rPr>
+        <w:t xml:space="preserve"> 에서 </w:t>
+      </w:r>
+      <w:r>
+        <w:rPr>
+          <w:rFonts w:ascii="맑은 고딕" w:hAnsi="맑은 고딕" w:eastAsia="맑은 고딕" w:cs="맑은 고딕"/>
+          <w:b/>
+          <w:sz w:val="21"/>
+        </w:rPr>
+        <w:t>인건비 · 경비 · 구매 · 이동 비용</w:t>
+      </w:r>
+      <w:r>
+        <w:rPr>
+          <w:rFonts w:ascii="맑은 고딕" w:hAnsi="맑은 고딕" w:eastAsia="맑은 고딕" w:cs="맑은 고딕"/>
+          <w:b w:val="0"/>
+          <w:sz w:val="21"/>
+        </w:rPr>
+        <w:t>을 빼 손익을 봅니다.</w:t>
+      </w:r>
+    </w:p>
+    <w:p>
+      <w:r>
+        <w:rPr>
+          <w:rFonts w:ascii="맑은 고딕" w:hAnsi="맑은 고딕" w:eastAsia="맑은 고딕" w:cs="맑은 고딕"/>
+          <w:b w:val="0"/>
+          <w:sz w:val="21"/>
+        </w:rPr>
+        <w:t xml:space="preserve">직원 여러분이 따로 하실 일은 없습니다. 다만 손익의 원가는 </w:t>
+      </w:r>
+      <w:r>
+        <w:rPr>
+          <w:rFonts w:ascii="맑은 고딕" w:hAnsi="맑은 고딕" w:eastAsia="맑은 고딕" w:cs="맑은 고딕"/>
+          <w:b/>
+          <w:sz w:val="21"/>
+        </w:rPr>
+        <w:t>여러분이 적으신 것</w:t>
+      </w:r>
+      <w:r>
+        <w:rPr>
+          <w:rFonts w:ascii="맑은 고딕" w:hAnsi="맑은 고딕" w:eastAsia="맑은 고딕" w:cs="맑은 고딕"/>
+          <w:b w:val="0"/>
+          <w:sz w:val="21"/>
+        </w:rPr>
+        <w:t>에서 모이므로, 아래를 챙겨 주시면 숫자가 맞습니다.</w:t>
+      </w:r>
+    </w:p>
+    <w:tbl>
+      <w:tblPr>
+        <w:tblStyle w:val="TableGrid"/>
+        <w:tblW w:type="auto" w:w="0"/>
+        <w:jc w:val="center"/>
+        <w:tblLook w:firstColumn="1" w:firstRow="1" w:lastColumn="0" w:lastRow="0" w:noHBand="0" w:noVBand="1" w:val="04A0"/>
+      </w:tblPr>
+      <w:tblGrid>
+        <w:gridCol w:w="4706"/>
+        <w:gridCol w:w="4706"/>
+      </w:tblGrid>
+      <w:tr>
+        <w:trPr>
+          <w:cantSplit/>
+          <w:tblHeader/>
+        </w:trPr>
+        <w:tc>
+          <w:tcPr>
+            <w:tcW w:type="dxa" w:w="3402"/>
+            <w:shd w:val="clear" w:color="auto" w:fill="005A9E"/>
+            <w:vAlign w:val="center"/>
+          </w:tcPr>
+          <w:p>
+            <w:pPr>
+              <w:spacing w:before="0" w:after="0" w:line="240" w:lineRule="auto"/>
+              <w:jc w:val="center"/>
+            </w:pPr>
+            <w:r/>
+            <w:r>
+              <w:rPr>
+                <w:rFonts w:ascii="맑은 고딕" w:hAnsi="맑은 고딕" w:eastAsia="맑은 고딕" w:cs="맑은 고딕"/>
+                <w:b/>
+                <w:color w:val="FFFFFF"/>
+                <w:sz w:val="20"/>
+              </w:rPr>
+              <w:t>여러분이 적는 곳</w:t>
+            </w:r>
+          </w:p>
+        </w:tc>
+        <w:tc>
+          <w:tcPr>
+            <w:tcW w:type="dxa" w:w="4989"/>
+            <w:shd w:val="clear" w:color="auto" w:fill="005A9E"/>
+            <w:vAlign w:val="center"/>
+          </w:tcPr>
+          <w:p>
+            <w:pPr>
+              <w:spacing w:before="0" w:after="0" w:line="240" w:lineRule="auto"/>
+              <w:jc w:val="center"/>
+            </w:pPr>
+            <w:r/>
+            <w:r>
+              <w:rPr>
+                <w:rFonts w:ascii="맑은 고딕" w:hAnsi="맑은 고딕" w:eastAsia="맑은 고딕" w:cs="맑은 고딕"/>
+                <w:b/>
+                <w:color w:val="FFFFFF"/>
+                <w:sz w:val="20"/>
+              </w:rPr>
+              <w:t>손익에 들어가는 것</w:t>
+            </w:r>
+          </w:p>
+        </w:tc>
+      </w:tr>
+      <w:tr>
+        <w:trPr>
+          <w:cantSplit/>
+        </w:trPr>
+        <w:tc>
+          <w:tcPr>
+            <w:tcW w:type="dxa" w:w="3402"/>
+            <w:vAlign w:val="center"/>
+          </w:tcPr>
+          <w:p>
+            <w:pPr>
+              <w:spacing w:before="0" w:after="0" w:line="240" w:lineRule="auto"/>
+            </w:pPr>
+            <w:r/>
+            <w:r>
+              <w:rPr>
+                <w:rFonts w:ascii="맑은 고딕" w:hAnsi="맑은 고딕" w:eastAsia="맑은 고딕" w:cs="맑은 고딕"/>
+                <w:b/>
+                <w:sz w:val="20"/>
+              </w:rPr>
+              <w:t>업무 입력 (3장)</w:t>
+            </w:r>
+          </w:p>
+        </w:tc>
+        <w:tc>
+          <w:tcPr>
+            <w:tcW w:type="dxa" w:w="4989"/>
+            <w:vAlign w:val="center"/>
+          </w:tcPr>
+          <w:p>
+            <w:pPr>
+              <w:spacing w:before="0" w:after="0" w:line="240" w:lineRule="auto"/>
+            </w:pPr>
+            <w:r/>
+            <w:r>
+              <w:rPr>
+                <w:rFonts w:ascii="맑은 고딕" w:hAnsi="맑은 고딕" w:eastAsia="맑은 고딕" w:cs="맑은 고딕"/>
+                <w:b w:val="0"/>
+                <w:sz w:val="20"/>
+              </w:rPr>
+              <w:t xml:space="preserve">그 프로젝트에 쓴 </w:t>
+            </w:r>
+            <w:r>
+              <w:rPr>
+                <w:rFonts w:ascii="맑은 고딕" w:hAnsi="맑은 고딕" w:eastAsia="맑은 고딕" w:cs="맑은 고딕"/>
+                <w:b/>
+                <w:sz w:val="20"/>
+              </w:rPr>
+              <w:t>시간</w:t>
+            </w:r>
+            <w:r>
+              <w:rPr>
+                <w:rFonts w:ascii="맑은 고딕" w:hAnsi="맑은 고딕" w:eastAsia="맑은 고딕" w:cs="맑은 고딕"/>
+                <w:b w:val="0"/>
+                <w:sz w:val="20"/>
+              </w:rPr>
+              <w:t xml:space="preserve"> → 인건비</w:t>
+            </w:r>
+          </w:p>
+        </w:tc>
+      </w:tr>
+      <w:tr>
+        <w:trPr>
+          <w:cantSplit/>
+        </w:trPr>
+        <w:tc>
+          <w:tcPr>
+            <w:tcW w:type="dxa" w:w="3402"/>
+            <w:vAlign w:val="center"/>
+          </w:tcPr>
+          <w:p>
+            <w:pPr>
+              <w:spacing w:before="0" w:after="0" w:line="240" w:lineRule="auto"/>
+            </w:pPr>
+            <w:r/>
+            <w:r>
+              <w:rPr>
+                <w:rFonts w:ascii="맑은 고딕" w:hAnsi="맑은 고딕" w:eastAsia="맑은 고딕" w:cs="맑은 고딕"/>
+                <w:b/>
+                <w:sz w:val="20"/>
+              </w:rPr>
+              <w:t>일정의 「업무」 칸 (4.3 절)</w:t>
+            </w:r>
+          </w:p>
+        </w:tc>
+        <w:tc>
+          <w:tcPr>
+            <w:tcW w:type="dxa" w:w="4989"/>
+            <w:vAlign w:val="center"/>
+          </w:tcPr>
+          <w:p>
+            <w:pPr>
+              <w:spacing w:before="0" w:after="0" w:line="240" w:lineRule="auto"/>
+            </w:pPr>
+            <w:r/>
+            <w:r>
+              <w:rPr>
+                <w:rFonts w:ascii="맑은 고딕" w:hAnsi="맑은 고딕" w:eastAsia="맑은 고딕" w:cs="맑은 고딕"/>
+                <w:b w:val="0"/>
+                <w:sz w:val="20"/>
+              </w:rPr>
+              <w:t xml:space="preserve">그날의 </w:t>
+            </w:r>
+            <w:r>
+              <w:rPr>
+                <w:rFonts w:ascii="맑은 고딕" w:hAnsi="맑은 고딕" w:eastAsia="맑은 고딕" w:cs="맑은 고딕"/>
+                <w:b/>
+                <w:sz w:val="20"/>
+              </w:rPr>
+              <w:t>이동 비용</w:t>
+            </w:r>
+            <w:r>
+              <w:rPr>
+                <w:rFonts w:ascii="맑은 고딕" w:hAnsi="맑은 고딕" w:eastAsia="맑은 고딕" w:cs="맑은 고딕"/>
+                <w:b w:val="0"/>
+                <w:sz w:val="20"/>
+              </w:rPr>
+              <w:t>이 고른 프로젝트로</w:t>
+            </w:r>
+          </w:p>
+        </w:tc>
+      </w:tr>
+      <w:tr>
+        <w:trPr>
+          <w:cantSplit/>
+        </w:trPr>
+        <w:tc>
+          <w:tcPr>
+            <w:tcW w:type="dxa" w:w="3402"/>
+            <w:vAlign w:val="center"/>
+          </w:tcPr>
+          <w:p>
+            <w:pPr>
+              <w:spacing w:before="0" w:after="0" w:line="240" w:lineRule="auto"/>
+            </w:pPr>
+            <w:r/>
+            <w:r>
+              <w:rPr>
+                <w:rFonts w:ascii="맑은 고딕" w:hAnsi="맑은 고딕" w:eastAsia="맑은 고딕" w:cs="맑은 고딕"/>
+                <w:b/>
+                <w:sz w:val="20"/>
+              </w:rPr>
+              <w:t>구매 요청의 프로젝트 (7.1 절)</w:t>
+            </w:r>
+          </w:p>
+        </w:tc>
+        <w:tc>
+          <w:tcPr>
+            <w:tcW w:type="dxa" w:w="4989"/>
+            <w:vAlign w:val="center"/>
+          </w:tcPr>
+          <w:p>
+            <w:pPr>
+              <w:spacing w:before="0" w:after="0" w:line="240" w:lineRule="auto"/>
+            </w:pPr>
+            <w:r/>
+            <w:r>
+              <w:rPr>
+                <w:rFonts w:ascii="맑은 고딕" w:hAnsi="맑은 고딕" w:eastAsia="맑은 고딕" w:cs="맑은 고딕"/>
+                <w:b/>
+                <w:sz w:val="20"/>
+              </w:rPr>
+              <w:t>승인된</w:t>
+            </w:r>
+            <w:r>
+              <w:rPr>
+                <w:rFonts w:ascii="맑은 고딕" w:hAnsi="맑은 고딕" w:eastAsia="맑은 고딕" w:cs="맑은 고딕"/>
+                <w:b w:val="0"/>
+                <w:sz w:val="20"/>
+              </w:rPr>
+              <w:t xml:space="preserve"> 구매 금액</w:t>
+            </w:r>
+          </w:p>
+        </w:tc>
+      </w:tr>
+      <w:tr>
+        <w:trPr>
+          <w:cantSplit/>
+        </w:trPr>
+        <w:tc>
+          <w:tcPr>
+            <w:tcW w:type="dxa" w:w="3402"/>
+            <w:vAlign w:val="center"/>
+          </w:tcPr>
+          <w:p>
+            <w:pPr>
+              <w:spacing w:before="0" w:after="0" w:line="240" w:lineRule="auto"/>
+            </w:pPr>
+            <w:r/>
+            <w:r>
+              <w:rPr>
+                <w:rFonts w:ascii="맑은 고딕" w:hAnsi="맑은 고딕" w:eastAsia="맑은 고딕" w:cs="맑은 고딕"/>
+                <w:b/>
+                <w:sz w:val="20"/>
+              </w:rPr>
+              <w:t>경비의 프로젝트 (7.5 절)</w:t>
+            </w:r>
+          </w:p>
+        </w:tc>
+        <w:tc>
+          <w:tcPr>
+            <w:tcW w:type="dxa" w:w="4989"/>
+            <w:vAlign w:val="center"/>
+          </w:tcPr>
+          <w:p>
+            <w:pPr>
+              <w:spacing w:before="0" w:after="0" w:line="240" w:lineRule="auto"/>
+            </w:pPr>
+            <w:r/>
+            <w:r>
+              <w:rPr>
+                <w:rFonts w:ascii="맑은 고딕" w:hAnsi="맑은 고딕" w:eastAsia="맑은 고딕" w:cs="맑은 고딕"/>
+                <w:b w:val="0"/>
+                <w:sz w:val="20"/>
+              </w:rPr>
+              <w:t>쓴 경비</w:t>
+            </w:r>
+          </w:p>
+        </w:tc>
+      </w:tr>
+    </w:tbl>
+    <w:p/>
+    <w:p>
       <w:r>
         <w:br w:type="page"/>
       </w:r>
@@ -23251,6 +24419,40 @@
     </w:tbl>
     <w:p/>
     <w:p>
+      <w:r>
+        <w:rPr>
+          <w:rFonts w:ascii="맑은 고딕" w:hAnsi="맑은 고딕" w:eastAsia="맑은 고딕" w:cs="맑은 고딕"/>
+          <w:b/>
+          <w:sz w:val="21"/>
+        </w:rPr>
+        <w:t>카카오톡</w:t>
+      </w:r>
+      <w:r>
+        <w:rPr>
+          <w:rFonts w:ascii="맑은 고딕" w:hAnsi="맑은 고딕" w:eastAsia="맑은 고딕" w:cs="맑은 고딕"/>
+          <w:b w:val="0"/>
+          <w:sz w:val="21"/>
+        </w:rPr>
+        <w:t xml:space="preserve">은 메일과 따로, </w:t>
+      </w:r>
+      <w:r>
+        <w:rPr>
+          <w:rFonts w:ascii="맑은 고딕" w:hAnsi="맑은 고딕" w:eastAsia="맑은 고딕" w:cs="맑은 고딕"/>
+          <w:b/>
+          <w:sz w:val="21"/>
+        </w:rPr>
+        <w:t>경비 탭에서 [보내기] 를 누를 때만</w:t>
+      </w:r>
+      <w:r>
+        <w:rPr>
+          <w:rFonts w:ascii="맑은 고딕" w:hAnsi="맑은 고딕" w:eastAsia="맑은 고딕" w:cs="맑은 고딕"/>
+          <w:b w:val="0"/>
+          <w:sz w:val="21"/>
+        </w:rPr>
+        <w:t xml:space="preserve"> 대표이사께 갑니다 (7.7 절). 경비를 적는 것만으로는 가지 않습니다.</w:t>
+      </w:r>
+    </w:p>
+    <w:p>
       <w:pPr>
         <w:keepLines/>
         <w:spacing w:before="120" w:after="160"/>
@@ -25953,6 +27155,96 @@
                 <w:sz w:val="20"/>
               </w:rPr>
               <w:t>15장</w:t>
+            </w:r>
+          </w:p>
+        </w:tc>
+      </w:tr>
+      <w:tr>
+        <w:trPr>
+          <w:cantSplit/>
+        </w:trPr>
+        <w:tc>
+          <w:tcPr>
+            <w:tcW w:type="dxa" w:w="5329"/>
+            <w:vAlign w:val="center"/>
+          </w:tcPr>
+          <w:p>
+            <w:pPr>
+              <w:spacing w:before="0" w:after="0" w:line="240" w:lineRule="auto"/>
+            </w:pPr>
+            <w:r/>
+            <w:r>
+              <w:rPr>
+                <w:rFonts w:ascii="맑은 고딕" w:hAnsi="맑은 고딕" w:eastAsia="맑은 고딕" w:cs="맑은 고딕"/>
+                <w:b w:val="0"/>
+                <w:sz w:val="20"/>
+              </w:rPr>
+              <w:t>경비 · 카카오톡으로 보내기</w:t>
+            </w:r>
+          </w:p>
+        </w:tc>
+        <w:tc>
+          <w:tcPr>
+            <w:tcW w:type="dxa" w:w="3288"/>
+            <w:vAlign w:val="center"/>
+          </w:tcPr>
+          <w:p>
+            <w:pPr>
+              <w:spacing w:before="0" w:after="0" w:line="240" w:lineRule="auto"/>
+            </w:pPr>
+            <w:r/>
+            <w:r>
+              <w:rPr>
+                <w:rFonts w:ascii="맑은 고딕" w:hAnsi="맑은 고딕" w:eastAsia="맑은 고딕" w:cs="맑은 고딕"/>
+                <w:b w:val="0"/>
+                <w:sz w:val="20"/>
+              </w:rPr>
+              <w:t>16장</w:t>
+            </w:r>
+          </w:p>
+        </w:tc>
+      </w:tr>
+      <w:tr>
+        <w:trPr>
+          <w:cantSplit/>
+        </w:trPr>
+        <w:tc>
+          <w:tcPr>
+            <w:tcW w:type="dxa" w:w="5329"/>
+            <w:vAlign w:val="center"/>
+          </w:tcPr>
+          <w:p>
+            <w:pPr>
+              <w:spacing w:before="0" w:after="0" w:line="240" w:lineRule="auto"/>
+            </w:pPr>
+            <w:r/>
+            <w:r>
+              <w:rPr>
+                <w:rFonts w:ascii="맑은 고딕" w:hAnsi="맑은 고딕" w:eastAsia="맑은 고딕" w:cs="맑은 고딕"/>
+                <w:b w:val="0"/>
+                <w:sz w:val="20"/>
+              </w:rPr>
+              <w:t>프로젝트 손익 [대표이사]</w:t>
+            </w:r>
+          </w:p>
+        </w:tc>
+        <w:tc>
+          <w:tcPr>
+            <w:tcW w:type="dxa" w:w="3288"/>
+            <w:vAlign w:val="center"/>
+          </w:tcPr>
+          <w:p>
+            <w:pPr>
+              <w:spacing w:before="0" w:after="0" w:line="240" w:lineRule="auto"/>
+            </w:pPr>
+            <w:r/>
+            <w:r>
+              <w:rPr>
+                <w:rFonts w:ascii="맑은 고딕" w:hAnsi="맑은 고딕" w:eastAsia="맑은 고딕" w:cs="맑은 고딕"/>
+                <w:b w:val="0"/>
+                <w:sz w:val="20"/>
+              </w:rPr>
+              <w:t>17장</w:t>
             </w:r>
           </w:p>
         </w:tc>

--- a/docs/manual/VITRON_ERP_직원교육자료.docx
+++ b/docs/manual/VITRON_ERP_직원교육자료.docx
@@ -20152,7 +20152,39 @@
           <w:b w:val="0"/>
           <w:sz w:val="21"/>
         </w:rPr>
-        <w:t xml:space="preserve"> 알립니다.</w:t>
+        <w:t xml:space="preserve"> 알립니다. 누가 보내기를 눌러도 </w:t>
+      </w:r>
+      <w:r>
+        <w:rPr>
+          <w:rFonts w:ascii="맑은 고딕" w:hAnsi="맑은 고딕" w:eastAsia="맑은 고딕" w:cs="맑은 고딕"/>
+          <w:b/>
+          <w:sz w:val="21"/>
+        </w:rPr>
+        <w:t>이건호 부장 카카오톡에서 대표이사께 가는 친구 메시지</w:t>
+      </w:r>
+      <w:r>
+        <w:rPr>
+          <w:rFonts w:ascii="맑은 고딕" w:hAnsi="맑은 고딕" w:eastAsia="맑은 고딕" w:cs="맑은 고딕"/>
+          <w:b w:val="0"/>
+          <w:sz w:val="21"/>
+        </w:rPr>
+        <w:t xml:space="preserve">이고, </w:t>
+      </w:r>
+      <w:r>
+        <w:rPr>
+          <w:rFonts w:ascii="맑은 고딕" w:hAnsi="맑은 고딕" w:eastAsia="맑은 고딕" w:cs="맑은 고딕"/>
+          <w:b/>
+          <w:sz w:val="21"/>
+        </w:rPr>
+        <w:t>여러분 이름은 본문 줄마다</w:t>
+      </w:r>
+      <w:r>
+        <w:rPr>
+          <w:rFonts w:ascii="맑은 고딕" w:hAnsi="맑은 고딕" w:eastAsia="맑은 고딕" w:cs="맑은 고딕"/>
+          <w:b w:val="0"/>
+          <w:sz w:val="21"/>
+        </w:rPr>
+        <w:t xml:space="preserve"> 적힙니다(예: 「김정열 9/25 식비 32,000원 파주식당」).</w:t>
       </w:r>
     </w:p>
     <w:p>
@@ -20447,7 +20479,7 @@
           <w:b w:val="0"/>
           <w:sz w:val="21"/>
         </w:rPr>
-        <w:t>단추가 회색이면 받는 분(대표이사)의 카카오 연결이 아직인 것입니다</w:t>
+        <w:t>단추가 회색이면 보내는 분(이건호)·받는 분(대표이사)의 카카오 연결이 아직인 것입니다 — 카드에 누가 남았는지 이름으로 나옵니다</w:t>
       </w:r>
     </w:p>
     <w:p>
